--- a/Knowledge/3-Work knowledge/1-Software Engineering/2-Testing/5-My Source/1-ISTQB Foundation Level/3-Static Testing/1-Review/2-Review Process Activities.docx
+++ b/Knowledge/3-Work knowledge/1-Software Engineering/2-Testing/5-My Source/1-ISTQB Foundation Level/3-Static Testing/1-Review/2-Review Process Activities.docx
@@ -21,51 +21,77 @@
       </w:pPr>
       <w:r>
         <w:rPr>
-          <w:b/>
-          <w:shd w:val="clear" w:color="auto" w:fill="B7B7B7"/>
-        </w:rPr>
-        <w:t># Source</w:t>
-      </w:r>
-      <w:r>
-        <w:rPr>
-          <w:shd w:val="clear" w:color="auto" w:fill="B7B7B7"/>
-        </w:rPr>
-        <w:t xml:space="preserve">: </w:t>
-      </w:r>
-      <w:r>
-        <w:rPr>
-          <w:b/>
-          <w:shd w:val="clear" w:color="auto" w:fill="B7B7B7"/>
-        </w:rPr>
-        <w:t xml:space="preserve">Chatgpt </w:t>
-      </w:r>
-      <w:r>
-        <w:rPr>
-          <w:b/>
-          <w:sz w:val="14"/>
-          <w:szCs w:val="14"/>
-          <w:shd w:val="clear" w:color="auto" w:fill="B7B7B7"/>
-        </w:rPr>
-        <w:t>(GPT</w:t>
-      </w:r>
-      <w:r>
-        <w:rPr>
-          <w:rFonts w:ascii="Cambria Math" w:hAnsi="Cambria Math" w:cs="Cambria Math"/>
-          <w:b/>
-          <w:sz w:val="14"/>
-          <w:szCs w:val="14"/>
-          <w:shd w:val="clear" w:color="auto" w:fill="B7B7B7"/>
+          <w:rFonts w:ascii="Arial" w:eastAsia="Arial" w:hAnsi="Arial" w:cs="Arial"/>
+          <w:b/>
+          <w:color w:val="000000"/>
+          <w:sz w:val="18"/>
+          <w:highlight w:val="lightGray"/>
+        </w:rPr>
+        <w:t># Source: AI Source: Provided by: [Data Path</w:t>
+      </w:r>
+      <w:r>
+        <w:rPr>
+          <w:rFonts w:ascii="Arial" w:eastAsia="Arial" w:hAnsi="Arial" w:cs="Arial"/>
+          <w:color w:val="000000"/>
+          <w:sz w:val="18"/>
+          <w:highlight w:val="lightGray"/>
+        </w:rPr>
+        <w:t xml:space="preserve">: Persons Table -&gt; ID Column: 1, Name_En Column: Motasem Essam] -&gt; </w:t>
+      </w:r>
+      <w:r>
+        <w:rPr>
+          <w:rFonts w:ascii="Arial" w:eastAsia="Arial" w:hAnsi="Arial" w:cs="Arial"/>
+          <w:b/>
+          <w:color w:val="000000"/>
+          <w:sz w:val="18"/>
+          <w:highlight w:val="lightGray"/>
+        </w:rPr>
+        <w:t>From:</w:t>
+      </w:r>
+      <w:r>
+        <w:rPr>
+          <w:rFonts w:ascii="Arial" w:eastAsia="Arial" w:hAnsi="Arial" w:cs="Arial"/>
+          <w:color w:val="000000"/>
+          <w:sz w:val="18"/>
+          <w:highlight w:val="lightGray"/>
+        </w:rPr>
+        <w:t xml:space="preserve"> [Chatgpt (GPT</w:t>
+      </w:r>
+      <w:r>
+        <w:rPr>
+          <w:rFonts w:ascii="Arial" w:eastAsia="Arial" w:hAnsi="Arial" w:cs="Cambria Math"/>
+          <w:color w:val="000000"/>
+          <w:sz w:val="18"/>
+          <w:highlight w:val="lightGray"/>
         </w:rPr>
         <w:t>‑</w:t>
       </w:r>
       <w:r>
         <w:rPr>
-          <w:b/>
-          <w:sz w:val="14"/>
-          <w:szCs w:val="14"/>
-          <w:shd w:val="clear" w:color="auto" w:fill="B7B7B7"/>
-        </w:rPr>
-        <w:t>5 Mini) at [8/14/2025]</w:t>
+          <w:rFonts w:ascii="Arial" w:eastAsia="Arial" w:hAnsi="Arial" w:cs="Arial"/>
+          <w:color w:val="000000"/>
+          <w:sz w:val="18"/>
+          <w:highlight w:val="lightGray"/>
+        </w:rPr>
+        <w:t xml:space="preserve">5 Mini)] </w:t>
+      </w:r>
+      <w:r>
+        <w:rPr>
+          <w:rFonts w:ascii="Arial" w:eastAsia="Arial" w:hAnsi="Arial" w:cs="Arial"/>
+          <w:b/>
+          <w:color w:val="000000"/>
+          <w:sz w:val="18"/>
+          <w:highlight w:val="lightGray"/>
+        </w:rPr>
+        <w:t>on</w:t>
+      </w:r>
+      <w:r>
+        <w:rPr>
+          <w:rFonts w:ascii="Arial" w:eastAsia="Arial" w:hAnsi="Arial"/>
+          <w:sz w:val="18"/>
+          <w:highlight w:val="lightGray"/>
+        </w:rPr>
+        <w:t xml:space="preserve"> [8/14/2025]</w:t>
       </w:r>
     </w:p>
     <w:p>
@@ -111,51 +137,77 @@
       </w:pPr>
       <w:r>
         <w:rPr>
-          <w:b/>
-          <w:shd w:val="clear" w:color="auto" w:fill="B7B7B7"/>
-        </w:rPr>
-        <w:t># Source</w:t>
-      </w:r>
-      <w:r>
-        <w:rPr>
-          <w:shd w:val="clear" w:color="auto" w:fill="B7B7B7"/>
-        </w:rPr>
-        <w:t xml:space="preserve">: </w:t>
-      </w:r>
-      <w:r>
-        <w:rPr>
-          <w:b/>
-          <w:shd w:val="clear" w:color="auto" w:fill="B7B7B7"/>
-        </w:rPr>
-        <w:t xml:space="preserve">Chatgpt </w:t>
-      </w:r>
-      <w:r>
-        <w:rPr>
-          <w:b/>
-          <w:sz w:val="14"/>
-          <w:szCs w:val="14"/>
-          <w:shd w:val="clear" w:color="auto" w:fill="B7B7B7"/>
-        </w:rPr>
-        <w:t>(GPT</w:t>
-      </w:r>
-      <w:r>
-        <w:rPr>
-          <w:rFonts w:ascii="Cambria Math" w:hAnsi="Cambria Math" w:cs="Cambria Math"/>
-          <w:b/>
-          <w:sz w:val="14"/>
-          <w:szCs w:val="14"/>
-          <w:shd w:val="clear" w:color="auto" w:fill="B7B7B7"/>
+          <w:rFonts w:ascii="Arial" w:eastAsia="Arial" w:hAnsi="Arial" w:cs="Arial"/>
+          <w:b/>
+          <w:color w:val="000000"/>
+          <w:sz w:val="18"/>
+          <w:highlight w:val="lightGray"/>
+        </w:rPr>
+        <w:t># Source: AI Source: Provided by: [Data Path</w:t>
+      </w:r>
+      <w:r>
+        <w:rPr>
+          <w:rFonts w:ascii="Arial" w:eastAsia="Arial" w:hAnsi="Arial" w:cs="Arial"/>
+          <w:color w:val="000000"/>
+          <w:sz w:val="18"/>
+          <w:highlight w:val="lightGray"/>
+        </w:rPr>
+        <w:t xml:space="preserve">: Persons Table -&gt; ID Column: 1, Name_En Column: Motasem Essam] -&gt; </w:t>
+      </w:r>
+      <w:r>
+        <w:rPr>
+          <w:rFonts w:ascii="Arial" w:eastAsia="Arial" w:hAnsi="Arial" w:cs="Arial"/>
+          <w:b/>
+          <w:color w:val="000000"/>
+          <w:sz w:val="18"/>
+          <w:highlight w:val="lightGray"/>
+        </w:rPr>
+        <w:t>From:</w:t>
+      </w:r>
+      <w:r>
+        <w:rPr>
+          <w:rFonts w:ascii="Arial" w:eastAsia="Arial" w:hAnsi="Arial" w:cs="Arial"/>
+          <w:color w:val="000000"/>
+          <w:sz w:val="18"/>
+          <w:highlight w:val="lightGray"/>
+        </w:rPr>
+        <w:t xml:space="preserve"> [Chatgpt (GPT</w:t>
+      </w:r>
+      <w:r>
+        <w:rPr>
+          <w:rFonts w:ascii="Arial" w:eastAsia="Arial" w:hAnsi="Arial" w:cs="Cambria Math"/>
+          <w:color w:val="000000"/>
+          <w:sz w:val="18"/>
+          <w:highlight w:val="lightGray"/>
         </w:rPr>
         <w:t>‑</w:t>
       </w:r>
       <w:r>
         <w:rPr>
-          <w:b/>
-          <w:sz w:val="14"/>
-          <w:szCs w:val="14"/>
-          <w:shd w:val="clear" w:color="auto" w:fill="B7B7B7"/>
-        </w:rPr>
-        <w:t>5 Mini) at [8/14/2025]</w:t>
+          <w:rFonts w:ascii="Arial" w:eastAsia="Arial" w:hAnsi="Arial" w:cs="Arial"/>
+          <w:color w:val="000000"/>
+          <w:sz w:val="18"/>
+          <w:highlight w:val="lightGray"/>
+        </w:rPr>
+        <w:t xml:space="preserve">5 Mini)] </w:t>
+      </w:r>
+      <w:r>
+        <w:rPr>
+          <w:rFonts w:ascii="Arial" w:eastAsia="Arial" w:hAnsi="Arial" w:cs="Arial"/>
+          <w:b/>
+          <w:color w:val="000000"/>
+          <w:sz w:val="18"/>
+          <w:highlight w:val="lightGray"/>
+        </w:rPr>
+        <w:t>on</w:t>
+      </w:r>
+      <w:r>
+        <w:rPr>
+          <w:rFonts w:ascii="Arial" w:eastAsia="Arial" w:hAnsi="Arial"/>
+          <w:sz w:val="18"/>
+          <w:highlight w:val="lightGray"/>
+        </w:rPr>
+        <w:t xml:space="preserve"> [8/14/2025]</w:t>
       </w:r>
     </w:p>
     <w:p>
@@ -174,7 +226,7 @@
     </w:p>
     <w:p>
       <w:r>
-        <w:pict w14:anchorId="2FC19F61">
+        <w:pict w14:anchorId="126D451B">
           <v:rect id="_x0000_i1025" style="width:0;height:1.5pt" o:hralign="center" o:hrstd="t" o:hr="t" fillcolor="#a0a0a0" stroked="f"/>
         </w:pict>
       </w:r>
@@ -197,51 +249,77 @@
       </w:pPr>
       <w:r>
         <w:rPr>
-          <w:b/>
-          <w:shd w:val="clear" w:color="auto" w:fill="B7B7B7"/>
-        </w:rPr>
-        <w:t># Source</w:t>
-      </w:r>
-      <w:r>
-        <w:rPr>
-          <w:shd w:val="clear" w:color="auto" w:fill="B7B7B7"/>
-        </w:rPr>
-        <w:t xml:space="preserve">: </w:t>
-      </w:r>
-      <w:r>
-        <w:rPr>
-          <w:b/>
-          <w:shd w:val="clear" w:color="auto" w:fill="B7B7B7"/>
-        </w:rPr>
-        <w:t xml:space="preserve">Chatgpt </w:t>
-      </w:r>
-      <w:r>
-        <w:rPr>
-          <w:b/>
-          <w:sz w:val="14"/>
-          <w:szCs w:val="14"/>
-          <w:shd w:val="clear" w:color="auto" w:fill="B7B7B7"/>
-        </w:rPr>
-        <w:t>(GPT</w:t>
-      </w:r>
-      <w:r>
-        <w:rPr>
-          <w:rFonts w:ascii="Cambria Math" w:hAnsi="Cambria Math" w:cs="Cambria Math"/>
-          <w:b/>
-          <w:sz w:val="14"/>
-          <w:szCs w:val="14"/>
-          <w:shd w:val="clear" w:color="auto" w:fill="B7B7B7"/>
+          <w:rFonts w:ascii="Arial" w:eastAsia="Arial" w:hAnsi="Arial" w:cs="Arial"/>
+          <w:b/>
+          <w:color w:val="000000"/>
+          <w:sz w:val="18"/>
+          <w:highlight w:val="lightGray"/>
+        </w:rPr>
+        <w:t># Source: AI Source: Provided by: [Data Path</w:t>
+      </w:r>
+      <w:r>
+        <w:rPr>
+          <w:rFonts w:ascii="Arial" w:eastAsia="Arial" w:hAnsi="Arial" w:cs="Arial"/>
+          <w:color w:val="000000"/>
+          <w:sz w:val="18"/>
+          <w:highlight w:val="lightGray"/>
+        </w:rPr>
+        <w:t xml:space="preserve">: Persons Table -&gt; ID Column: 1, Name_En Column: Motasem Essam] -&gt; </w:t>
+      </w:r>
+      <w:r>
+        <w:rPr>
+          <w:rFonts w:ascii="Arial" w:eastAsia="Arial" w:hAnsi="Arial" w:cs="Arial"/>
+          <w:b/>
+          <w:color w:val="000000"/>
+          <w:sz w:val="18"/>
+          <w:highlight w:val="lightGray"/>
+        </w:rPr>
+        <w:t>From:</w:t>
+      </w:r>
+      <w:r>
+        <w:rPr>
+          <w:rFonts w:ascii="Arial" w:eastAsia="Arial" w:hAnsi="Arial" w:cs="Arial"/>
+          <w:color w:val="000000"/>
+          <w:sz w:val="18"/>
+          <w:highlight w:val="lightGray"/>
+        </w:rPr>
+        <w:t xml:space="preserve"> [Chatgpt (GPT</w:t>
+      </w:r>
+      <w:r>
+        <w:rPr>
+          <w:rFonts w:ascii="Arial" w:eastAsia="Arial" w:hAnsi="Arial" w:cs="Cambria Math"/>
+          <w:color w:val="000000"/>
+          <w:sz w:val="18"/>
+          <w:highlight w:val="lightGray"/>
         </w:rPr>
         <w:t>‑</w:t>
       </w:r>
       <w:r>
         <w:rPr>
-          <w:b/>
-          <w:sz w:val="14"/>
-          <w:szCs w:val="14"/>
-          <w:shd w:val="clear" w:color="auto" w:fill="B7B7B7"/>
-        </w:rPr>
-        <w:t>5 Mini) at [8/14/2025]</w:t>
+          <w:rFonts w:ascii="Arial" w:eastAsia="Arial" w:hAnsi="Arial" w:cs="Arial"/>
+          <w:color w:val="000000"/>
+          <w:sz w:val="18"/>
+          <w:highlight w:val="lightGray"/>
+        </w:rPr>
+        <w:t xml:space="preserve">5 Mini)] </w:t>
+      </w:r>
+      <w:r>
+        <w:rPr>
+          <w:rFonts w:ascii="Arial" w:eastAsia="Arial" w:hAnsi="Arial" w:cs="Arial"/>
+          <w:b/>
+          <w:color w:val="000000"/>
+          <w:sz w:val="18"/>
+          <w:highlight w:val="lightGray"/>
+        </w:rPr>
+        <w:t>on</w:t>
+      </w:r>
+      <w:r>
+        <w:rPr>
+          <w:rFonts w:ascii="Arial" w:eastAsia="Arial" w:hAnsi="Arial"/>
+          <w:sz w:val="18"/>
+          <w:highlight w:val="lightGray"/>
+        </w:rPr>
+        <w:t xml:space="preserve"> [8/14/2025]</w:t>
       </w:r>
     </w:p>
     <w:p>
@@ -250,7 +328,7 @@
           <w:ilvl w:val="0"/>
           <w:numId w:val="6"/>
         </w:numPr>
-        <w:spacing w:before="240"/>
+        <w:spacing w:before="240" w:after="0" w:line="276" w:lineRule="auto"/>
       </w:pPr>
       <w:r>
         <w:rPr>
@@ -278,6 +356,7 @@
           <w:ilvl w:val="0"/>
           <w:numId w:val="6"/>
         </w:numPr>
+        <w:spacing w:after="0" w:line="276" w:lineRule="auto"/>
         <w:rPr>
           <w:rFonts w:ascii="Roboto Mono" w:eastAsia="Roboto Mono" w:hAnsi="Roboto Mono" w:cs="Roboto Mono"/>
         </w:rPr>
@@ -303,6 +382,7 @@
           <w:ilvl w:val="1"/>
           <w:numId w:val="6"/>
         </w:numPr>
+        <w:spacing w:after="0" w:line="276" w:lineRule="auto"/>
         <w:rPr>
           <w:rFonts w:ascii="Roboto Mono" w:eastAsia="Roboto Mono" w:hAnsi="Roboto Mono" w:cs="Roboto Mono"/>
         </w:rPr>
@@ -326,6 +406,7 @@
           <w:ilvl w:val="1"/>
           <w:numId w:val="6"/>
         </w:numPr>
+        <w:spacing w:after="0" w:line="276" w:lineRule="auto"/>
         <w:rPr>
           <w:rFonts w:ascii="Roboto Mono" w:eastAsia="Roboto Mono" w:hAnsi="Roboto Mono" w:cs="Roboto Mono"/>
         </w:rPr>
@@ -349,6 +430,7 @@
           <w:ilvl w:val="1"/>
           <w:numId w:val="6"/>
         </w:numPr>
+        <w:spacing w:after="0" w:line="276" w:lineRule="auto"/>
         <w:rPr>
           <w:rFonts w:ascii="Roboto Mono" w:eastAsia="Roboto Mono" w:hAnsi="Roboto Mono" w:cs="Roboto Mono"/>
         </w:rPr>
@@ -372,6 +454,7 @@
           <w:ilvl w:val="1"/>
           <w:numId w:val="6"/>
         </w:numPr>
+        <w:spacing w:after="0" w:line="276" w:lineRule="auto"/>
         <w:rPr>
           <w:rFonts w:ascii="Roboto Mono" w:eastAsia="Roboto Mono" w:hAnsi="Roboto Mono" w:cs="Roboto Mono"/>
         </w:rPr>
@@ -395,7 +478,7 @@
           <w:ilvl w:val="0"/>
           <w:numId w:val="6"/>
         </w:numPr>
-        <w:spacing w:after="240"/>
+        <w:spacing w:after="240" w:line="276" w:lineRule="auto"/>
       </w:pPr>
       <w:r>
         <w:rPr>
@@ -413,7 +496,7 @@
     </w:p>
     <w:p>
       <w:r>
-        <w:pict w14:anchorId="320C2135">
+        <w:pict w14:anchorId="0500D9E1">
           <v:rect id="_x0000_i1026" style="width:0;height:1.5pt" o:hralign="center" o:hrstd="t" o:hr="t" fillcolor="#a0a0a0" stroked="f"/>
         </w:pict>
       </w:r>
@@ -430,20 +513,15 @@
       <w:bookmarkStart w:id="3" w:name="_l4ykpjjvh53c" w:colFirst="0" w:colLast="0"/>
       <w:bookmarkEnd w:id="3"/>
       <w:r>
-        <w:lastRenderedPageBreak/>
         <w:t xml:space="preserve">2. </w:t>
       </w:r>
       <w:r>
-        <w:rPr>
-          <w:lang w:val="en-US"/>
-        </w:rPr>
         <w:t>Review initiation or</w:t>
       </w:r>
       <w:r>
         <w:rPr>
           <w:b/>
           <w:bCs/>
-          <w:lang w:val="en-US"/>
         </w:rPr>
         <w:t xml:space="preserve"> </w:t>
       </w:r>
@@ -463,51 +541,77 @@
       </w:pPr>
       <w:r>
         <w:rPr>
-          <w:b/>
-          <w:shd w:val="clear" w:color="auto" w:fill="B7B7B7"/>
-        </w:rPr>
-        <w:t># Source</w:t>
-      </w:r>
-      <w:r>
-        <w:rPr>
-          <w:shd w:val="clear" w:color="auto" w:fill="B7B7B7"/>
-        </w:rPr>
-        <w:t xml:space="preserve">: </w:t>
-      </w:r>
-      <w:r>
-        <w:rPr>
-          <w:b/>
-          <w:shd w:val="clear" w:color="auto" w:fill="B7B7B7"/>
-        </w:rPr>
-        <w:t xml:space="preserve">Chatgpt </w:t>
-      </w:r>
-      <w:r>
-        <w:rPr>
-          <w:b/>
-          <w:sz w:val="14"/>
-          <w:szCs w:val="14"/>
-          <w:shd w:val="clear" w:color="auto" w:fill="B7B7B7"/>
-        </w:rPr>
-        <w:t>(GPT</w:t>
-      </w:r>
-      <w:r>
-        <w:rPr>
-          <w:rFonts w:ascii="Cambria Math" w:hAnsi="Cambria Math" w:cs="Cambria Math"/>
-          <w:b/>
-          <w:sz w:val="14"/>
-          <w:szCs w:val="14"/>
-          <w:shd w:val="clear" w:color="auto" w:fill="B7B7B7"/>
+          <w:rFonts w:ascii="Arial" w:eastAsia="Arial" w:hAnsi="Arial" w:cs="Arial"/>
+          <w:b/>
+          <w:color w:val="000000"/>
+          <w:sz w:val="18"/>
+          <w:highlight w:val="lightGray"/>
+        </w:rPr>
+        <w:t># Source: AI Source: Provided by: [Data Path</w:t>
+      </w:r>
+      <w:r>
+        <w:rPr>
+          <w:rFonts w:ascii="Arial" w:eastAsia="Arial" w:hAnsi="Arial" w:cs="Arial"/>
+          <w:color w:val="000000"/>
+          <w:sz w:val="18"/>
+          <w:highlight w:val="lightGray"/>
+        </w:rPr>
+        <w:t xml:space="preserve">: Persons Table -&gt; ID Column: 1, Name_En Column: Motasem Essam] -&gt; </w:t>
+      </w:r>
+      <w:r>
+        <w:rPr>
+          <w:rFonts w:ascii="Arial" w:eastAsia="Arial" w:hAnsi="Arial" w:cs="Arial"/>
+          <w:b/>
+          <w:color w:val="000000"/>
+          <w:sz w:val="18"/>
+          <w:highlight w:val="lightGray"/>
+        </w:rPr>
+        <w:t>From:</w:t>
+      </w:r>
+      <w:r>
+        <w:rPr>
+          <w:rFonts w:ascii="Arial" w:eastAsia="Arial" w:hAnsi="Arial" w:cs="Arial"/>
+          <w:color w:val="000000"/>
+          <w:sz w:val="18"/>
+          <w:highlight w:val="lightGray"/>
+        </w:rPr>
+        <w:t xml:space="preserve"> [Chatgpt (GPT</w:t>
+      </w:r>
+      <w:r>
+        <w:rPr>
+          <w:rFonts w:ascii="Arial" w:eastAsia="Arial" w:hAnsi="Arial" w:cs="Cambria Math"/>
+          <w:color w:val="000000"/>
+          <w:sz w:val="18"/>
+          <w:highlight w:val="lightGray"/>
         </w:rPr>
         <w:t>‑</w:t>
       </w:r>
       <w:r>
         <w:rPr>
-          <w:b/>
-          <w:sz w:val="14"/>
-          <w:szCs w:val="14"/>
-          <w:shd w:val="clear" w:color="auto" w:fill="B7B7B7"/>
-        </w:rPr>
-        <w:t>5 Mini) at [8/14/2025]</w:t>
+          <w:rFonts w:ascii="Arial" w:eastAsia="Arial" w:hAnsi="Arial" w:cs="Arial"/>
+          <w:color w:val="000000"/>
+          <w:sz w:val="18"/>
+          <w:highlight w:val="lightGray"/>
+        </w:rPr>
+        <w:t xml:space="preserve">5 Mini)] </w:t>
+      </w:r>
+      <w:r>
+        <w:rPr>
+          <w:rFonts w:ascii="Arial" w:eastAsia="Arial" w:hAnsi="Arial" w:cs="Arial"/>
+          <w:b/>
+          <w:color w:val="000000"/>
+          <w:sz w:val="18"/>
+          <w:highlight w:val="lightGray"/>
+        </w:rPr>
+        <w:t>on</w:t>
+      </w:r>
+      <w:r>
+        <w:rPr>
+          <w:rFonts w:ascii="Arial" w:eastAsia="Arial" w:hAnsi="Arial"/>
+          <w:sz w:val="18"/>
+          <w:highlight w:val="lightGray"/>
+        </w:rPr>
+        <w:t xml:space="preserve"> [8/14/2025]</w:t>
       </w:r>
     </w:p>
     <w:p>
@@ -516,7 +620,7 @@
           <w:ilvl w:val="0"/>
           <w:numId w:val="16"/>
         </w:numPr>
-        <w:spacing w:before="240"/>
+        <w:spacing w:before="240" w:after="0" w:line="276" w:lineRule="auto"/>
       </w:pPr>
       <w:r>
         <w:rPr>
@@ -544,6 +648,7 @@
           <w:ilvl w:val="0"/>
           <w:numId w:val="16"/>
         </w:numPr>
+        <w:spacing w:after="0" w:line="276" w:lineRule="auto"/>
         <w:rPr>
           <w:rFonts w:ascii="Roboto Mono" w:eastAsia="Roboto Mono" w:hAnsi="Roboto Mono" w:cs="Roboto Mono"/>
         </w:rPr>
@@ -569,6 +674,7 @@
           <w:ilvl w:val="1"/>
           <w:numId w:val="16"/>
         </w:numPr>
+        <w:spacing w:after="0" w:line="276" w:lineRule="auto"/>
         <w:rPr>
           <w:rFonts w:ascii="Roboto Mono" w:eastAsia="Roboto Mono" w:hAnsi="Roboto Mono" w:cs="Roboto Mono"/>
         </w:rPr>
@@ -592,6 +698,7 @@
           <w:ilvl w:val="1"/>
           <w:numId w:val="16"/>
         </w:numPr>
+        <w:spacing w:after="0" w:line="276" w:lineRule="auto"/>
         <w:rPr>
           <w:rFonts w:ascii="Roboto Mono" w:eastAsia="Roboto Mono" w:hAnsi="Roboto Mono" w:cs="Roboto Mono"/>
         </w:rPr>
@@ -615,6 +722,7 @@
           <w:ilvl w:val="1"/>
           <w:numId w:val="16"/>
         </w:numPr>
+        <w:spacing w:after="0" w:line="276" w:lineRule="auto"/>
         <w:rPr>
           <w:rFonts w:ascii="Roboto Mono" w:eastAsia="Roboto Mono" w:hAnsi="Roboto Mono" w:cs="Roboto Mono"/>
         </w:rPr>
@@ -638,7 +746,7 @@
           <w:ilvl w:val="0"/>
           <w:numId w:val="16"/>
         </w:numPr>
-        <w:spacing w:after="240"/>
+        <w:spacing w:after="240" w:line="276" w:lineRule="auto"/>
       </w:pPr>
       <w:r>
         <w:rPr>
@@ -662,7 +770,7 @@
     </w:p>
     <w:p>
       <w:r>
-        <w:pict w14:anchorId="1662C759">
+        <w:pict w14:anchorId="0CB341A4">
           <v:rect id="_x0000_i1027" style="width:0;height:1.5pt" o:hralign="center" o:hrstd="t" o:hr="t" fillcolor="#a0a0a0" stroked="f"/>
         </w:pict>
       </w:r>
@@ -691,51 +799,77 @@
       </w:pPr>
       <w:r>
         <w:rPr>
-          <w:b/>
-          <w:shd w:val="clear" w:color="auto" w:fill="B7B7B7"/>
-        </w:rPr>
-        <w:t># Source</w:t>
-      </w:r>
-      <w:r>
-        <w:rPr>
-          <w:shd w:val="clear" w:color="auto" w:fill="B7B7B7"/>
-        </w:rPr>
-        <w:t xml:space="preserve">: </w:t>
-      </w:r>
-      <w:r>
-        <w:rPr>
-          <w:b/>
-          <w:shd w:val="clear" w:color="auto" w:fill="B7B7B7"/>
-        </w:rPr>
-        <w:t xml:space="preserve">Chatgpt </w:t>
-      </w:r>
-      <w:r>
-        <w:rPr>
-          <w:b/>
-          <w:sz w:val="14"/>
-          <w:szCs w:val="14"/>
-          <w:shd w:val="clear" w:color="auto" w:fill="B7B7B7"/>
-        </w:rPr>
-        <w:t>(GPT</w:t>
-      </w:r>
-      <w:r>
-        <w:rPr>
-          <w:rFonts w:ascii="Cambria Math" w:hAnsi="Cambria Math" w:cs="Cambria Math"/>
-          <w:b/>
-          <w:sz w:val="14"/>
-          <w:szCs w:val="14"/>
-          <w:shd w:val="clear" w:color="auto" w:fill="B7B7B7"/>
+          <w:rFonts w:ascii="Arial" w:eastAsia="Arial" w:hAnsi="Arial" w:cs="Arial"/>
+          <w:b/>
+          <w:color w:val="000000"/>
+          <w:sz w:val="18"/>
+          <w:highlight w:val="lightGray"/>
+        </w:rPr>
+        <w:t># Source: AI Source: Provided by: [Data Path</w:t>
+      </w:r>
+      <w:r>
+        <w:rPr>
+          <w:rFonts w:ascii="Arial" w:eastAsia="Arial" w:hAnsi="Arial" w:cs="Arial"/>
+          <w:color w:val="000000"/>
+          <w:sz w:val="18"/>
+          <w:highlight w:val="lightGray"/>
+        </w:rPr>
+        <w:t xml:space="preserve">: Persons Table -&gt; ID Column: 1, Name_En Column: Motasem Essam] -&gt; </w:t>
+      </w:r>
+      <w:r>
+        <w:rPr>
+          <w:rFonts w:ascii="Arial" w:eastAsia="Arial" w:hAnsi="Arial" w:cs="Arial"/>
+          <w:b/>
+          <w:color w:val="000000"/>
+          <w:sz w:val="18"/>
+          <w:highlight w:val="lightGray"/>
+        </w:rPr>
+        <w:t>From:</w:t>
+      </w:r>
+      <w:r>
+        <w:rPr>
+          <w:rFonts w:ascii="Arial" w:eastAsia="Arial" w:hAnsi="Arial" w:cs="Arial"/>
+          <w:color w:val="000000"/>
+          <w:sz w:val="18"/>
+          <w:highlight w:val="lightGray"/>
+        </w:rPr>
+        <w:t xml:space="preserve"> [Chatgpt (GPT</w:t>
+      </w:r>
+      <w:r>
+        <w:rPr>
+          <w:rFonts w:ascii="Arial" w:eastAsia="Arial" w:hAnsi="Arial" w:cs="Cambria Math"/>
+          <w:color w:val="000000"/>
+          <w:sz w:val="18"/>
+          <w:highlight w:val="lightGray"/>
         </w:rPr>
         <w:t>‑</w:t>
       </w:r>
       <w:r>
         <w:rPr>
-          <w:b/>
-          <w:sz w:val="14"/>
-          <w:szCs w:val="14"/>
-          <w:shd w:val="clear" w:color="auto" w:fill="B7B7B7"/>
-        </w:rPr>
-        <w:t>5 Mini) at [8/14/2025]</w:t>
+          <w:rFonts w:ascii="Arial" w:eastAsia="Arial" w:hAnsi="Arial" w:cs="Arial"/>
+          <w:color w:val="000000"/>
+          <w:sz w:val="18"/>
+          <w:highlight w:val="lightGray"/>
+        </w:rPr>
+        <w:t xml:space="preserve">5 Mini)] </w:t>
+      </w:r>
+      <w:r>
+        <w:rPr>
+          <w:rFonts w:ascii="Arial" w:eastAsia="Arial" w:hAnsi="Arial" w:cs="Arial"/>
+          <w:b/>
+          <w:color w:val="000000"/>
+          <w:sz w:val="18"/>
+          <w:highlight w:val="lightGray"/>
+        </w:rPr>
+        <w:t>on</w:t>
+      </w:r>
+      <w:r>
+        <w:rPr>
+          <w:rFonts w:ascii="Arial" w:eastAsia="Arial" w:hAnsi="Arial"/>
+          <w:sz w:val="18"/>
+          <w:highlight w:val="lightGray"/>
+        </w:rPr>
+        <w:t xml:space="preserve"> [8/14/2025]</w:t>
       </w:r>
     </w:p>
     <w:p>
@@ -744,7 +878,7 @@
           <w:ilvl w:val="0"/>
           <w:numId w:val="18"/>
         </w:numPr>
-        <w:spacing w:before="240"/>
+        <w:spacing w:before="240" w:after="0" w:line="276" w:lineRule="auto"/>
       </w:pPr>
       <w:r>
         <w:rPr>
@@ -772,6 +906,7 @@
           <w:ilvl w:val="0"/>
           <w:numId w:val="18"/>
         </w:numPr>
+        <w:spacing w:after="0" w:line="276" w:lineRule="auto"/>
         <w:rPr>
           <w:rFonts w:ascii="Roboto Mono" w:eastAsia="Roboto Mono" w:hAnsi="Roboto Mono" w:cs="Roboto Mono"/>
         </w:rPr>
@@ -797,6 +932,7 @@
           <w:ilvl w:val="1"/>
           <w:numId w:val="18"/>
         </w:numPr>
+        <w:spacing w:after="0" w:line="276" w:lineRule="auto"/>
         <w:rPr>
           <w:rFonts w:ascii="Roboto Mono" w:eastAsia="Roboto Mono" w:hAnsi="Roboto Mono" w:cs="Roboto Mono"/>
         </w:rPr>
@@ -820,6 +956,7 @@
           <w:ilvl w:val="1"/>
           <w:numId w:val="18"/>
         </w:numPr>
+        <w:spacing w:after="0" w:line="276" w:lineRule="auto"/>
         <w:rPr>
           <w:rFonts w:ascii="Roboto Mono" w:eastAsia="Roboto Mono" w:hAnsi="Roboto Mono" w:cs="Roboto Mono"/>
         </w:rPr>
@@ -843,6 +980,7 @@
           <w:ilvl w:val="1"/>
           <w:numId w:val="18"/>
         </w:numPr>
+        <w:spacing w:after="0" w:line="276" w:lineRule="auto"/>
         <w:rPr>
           <w:rFonts w:ascii="Roboto Mono" w:eastAsia="Roboto Mono" w:hAnsi="Roboto Mono" w:cs="Roboto Mono"/>
         </w:rPr>
@@ -866,7 +1004,7 @@
           <w:ilvl w:val="0"/>
           <w:numId w:val="18"/>
         </w:numPr>
-        <w:spacing w:after="240"/>
+        <w:spacing w:after="240" w:line="276" w:lineRule="auto"/>
       </w:pPr>
       <w:r>
         <w:rPr>
@@ -890,8 +1028,7 @@
     </w:p>
     <w:p>
       <w:r>
-        <w:lastRenderedPageBreak/>
-        <w:pict w14:anchorId="668653AF">
+        <w:pict w14:anchorId="53E9ED32">
           <v:rect id="_x0000_i1028" style="width:0;height:1.5pt" o:hralign="center" o:hrstd="t" o:hr="t" fillcolor="#a0a0a0" stroked="f"/>
         </w:pict>
       </w:r>
@@ -914,51 +1051,77 @@
       </w:pPr>
       <w:r>
         <w:rPr>
-          <w:b/>
-          <w:shd w:val="clear" w:color="auto" w:fill="B7B7B7"/>
-        </w:rPr>
-        <w:t># Source</w:t>
-      </w:r>
-      <w:r>
-        <w:rPr>
-          <w:shd w:val="clear" w:color="auto" w:fill="B7B7B7"/>
-        </w:rPr>
-        <w:t xml:space="preserve">: </w:t>
-      </w:r>
-      <w:r>
-        <w:rPr>
-          <w:b/>
-          <w:shd w:val="clear" w:color="auto" w:fill="B7B7B7"/>
-        </w:rPr>
-        <w:t xml:space="preserve">Chatgpt </w:t>
-      </w:r>
-      <w:r>
-        <w:rPr>
-          <w:b/>
-          <w:sz w:val="14"/>
-          <w:szCs w:val="14"/>
-          <w:shd w:val="clear" w:color="auto" w:fill="B7B7B7"/>
-        </w:rPr>
-        <w:t>(GPT</w:t>
-      </w:r>
-      <w:r>
-        <w:rPr>
-          <w:rFonts w:ascii="Cambria Math" w:hAnsi="Cambria Math" w:cs="Cambria Math"/>
-          <w:b/>
-          <w:sz w:val="14"/>
-          <w:szCs w:val="14"/>
-          <w:shd w:val="clear" w:color="auto" w:fill="B7B7B7"/>
+          <w:rFonts w:ascii="Arial" w:eastAsia="Arial" w:hAnsi="Arial" w:cs="Arial"/>
+          <w:b/>
+          <w:color w:val="000000"/>
+          <w:sz w:val="18"/>
+          <w:highlight w:val="lightGray"/>
+        </w:rPr>
+        <w:t># Source: AI Source: Provided by: [Data Path</w:t>
+      </w:r>
+      <w:r>
+        <w:rPr>
+          <w:rFonts w:ascii="Arial" w:eastAsia="Arial" w:hAnsi="Arial" w:cs="Arial"/>
+          <w:color w:val="000000"/>
+          <w:sz w:val="18"/>
+          <w:highlight w:val="lightGray"/>
+        </w:rPr>
+        <w:t xml:space="preserve">: Persons Table -&gt; ID Column: 1, Name_En Column: Motasem Essam] -&gt; </w:t>
+      </w:r>
+      <w:r>
+        <w:rPr>
+          <w:rFonts w:ascii="Arial" w:eastAsia="Arial" w:hAnsi="Arial" w:cs="Arial"/>
+          <w:b/>
+          <w:color w:val="000000"/>
+          <w:sz w:val="18"/>
+          <w:highlight w:val="lightGray"/>
+        </w:rPr>
+        <w:t>From:</w:t>
+      </w:r>
+      <w:r>
+        <w:rPr>
+          <w:rFonts w:ascii="Arial" w:eastAsia="Arial" w:hAnsi="Arial" w:cs="Arial"/>
+          <w:color w:val="000000"/>
+          <w:sz w:val="18"/>
+          <w:highlight w:val="lightGray"/>
+        </w:rPr>
+        <w:t xml:space="preserve"> [Chatgpt (GPT</w:t>
+      </w:r>
+      <w:r>
+        <w:rPr>
+          <w:rFonts w:ascii="Arial" w:eastAsia="Arial" w:hAnsi="Arial" w:cs="Cambria Math"/>
+          <w:color w:val="000000"/>
+          <w:sz w:val="18"/>
+          <w:highlight w:val="lightGray"/>
         </w:rPr>
         <w:t>‑</w:t>
       </w:r>
       <w:r>
         <w:rPr>
-          <w:b/>
-          <w:sz w:val="14"/>
-          <w:szCs w:val="14"/>
-          <w:shd w:val="clear" w:color="auto" w:fill="B7B7B7"/>
-        </w:rPr>
-        <w:t>5 Mini) at [8/14/2025]</w:t>
+          <w:rFonts w:ascii="Arial" w:eastAsia="Arial" w:hAnsi="Arial" w:cs="Arial"/>
+          <w:color w:val="000000"/>
+          <w:sz w:val="18"/>
+          <w:highlight w:val="lightGray"/>
+        </w:rPr>
+        <w:t xml:space="preserve">5 Mini)] </w:t>
+      </w:r>
+      <w:r>
+        <w:rPr>
+          <w:rFonts w:ascii="Arial" w:eastAsia="Arial" w:hAnsi="Arial" w:cs="Arial"/>
+          <w:b/>
+          <w:color w:val="000000"/>
+          <w:sz w:val="18"/>
+          <w:highlight w:val="lightGray"/>
+        </w:rPr>
+        <w:t>on</w:t>
+      </w:r>
+      <w:r>
+        <w:rPr>
+          <w:rFonts w:ascii="Arial" w:eastAsia="Arial" w:hAnsi="Arial"/>
+          <w:sz w:val="18"/>
+          <w:highlight w:val="lightGray"/>
+        </w:rPr>
+        <w:t xml:space="preserve"> [8/14/2025]</w:t>
       </w:r>
     </w:p>
     <w:p>
@@ -967,7 +1130,7 @@
           <w:ilvl w:val="0"/>
           <w:numId w:val="13"/>
         </w:numPr>
-        <w:spacing w:before="240"/>
+        <w:spacing w:before="240" w:after="0" w:line="276" w:lineRule="auto"/>
       </w:pPr>
       <w:r>
         <w:rPr>
@@ -995,6 +1158,7 @@
           <w:ilvl w:val="0"/>
           <w:numId w:val="13"/>
         </w:numPr>
+        <w:spacing w:after="0" w:line="276" w:lineRule="auto"/>
         <w:rPr>
           <w:rFonts w:ascii="Roboto Mono" w:eastAsia="Roboto Mono" w:hAnsi="Roboto Mono" w:cs="Roboto Mono"/>
         </w:rPr>
@@ -1020,6 +1184,7 @@
           <w:ilvl w:val="1"/>
           <w:numId w:val="13"/>
         </w:numPr>
+        <w:spacing w:after="0" w:line="276" w:lineRule="auto"/>
         <w:rPr>
           <w:rFonts w:ascii="Roboto Mono" w:eastAsia="Roboto Mono" w:hAnsi="Roboto Mono" w:cs="Roboto Mono"/>
         </w:rPr>
@@ -1043,6 +1208,7 @@
           <w:ilvl w:val="1"/>
           <w:numId w:val="13"/>
         </w:numPr>
+        <w:spacing w:after="0" w:line="276" w:lineRule="auto"/>
         <w:rPr>
           <w:rFonts w:ascii="Roboto Mono" w:eastAsia="Roboto Mono" w:hAnsi="Roboto Mono" w:cs="Roboto Mono"/>
         </w:rPr>
@@ -1066,6 +1232,7 @@
           <w:ilvl w:val="1"/>
           <w:numId w:val="13"/>
         </w:numPr>
+        <w:spacing w:after="0" w:line="276" w:lineRule="auto"/>
         <w:rPr>
           <w:rFonts w:ascii="Roboto Mono" w:eastAsia="Roboto Mono" w:hAnsi="Roboto Mono" w:cs="Roboto Mono"/>
         </w:rPr>
@@ -1089,7 +1256,7 @@
           <w:ilvl w:val="0"/>
           <w:numId w:val="13"/>
         </w:numPr>
-        <w:spacing w:after="240"/>
+        <w:spacing w:after="240" w:line="276" w:lineRule="auto"/>
       </w:pPr>
       <w:r>
         <w:rPr>
@@ -1113,7 +1280,7 @@
     </w:p>
     <w:p>
       <w:r>
-        <w:pict w14:anchorId="4A453CD0">
+        <w:pict w14:anchorId="503D6EFB">
           <v:rect id="_x0000_i1029" style="width:0;height:1.5pt" o:hralign="center" o:hrstd="t" o:hr="t" fillcolor="#a0a0a0" stroked="f"/>
         </w:pict>
       </w:r>
@@ -1136,51 +1303,77 @@
       </w:pPr>
       <w:r>
         <w:rPr>
-          <w:b/>
-          <w:shd w:val="clear" w:color="auto" w:fill="B7B7B7"/>
-        </w:rPr>
-        <w:t># Source</w:t>
-      </w:r>
-      <w:r>
-        <w:rPr>
-          <w:shd w:val="clear" w:color="auto" w:fill="B7B7B7"/>
-        </w:rPr>
-        <w:t xml:space="preserve">: </w:t>
-      </w:r>
-      <w:r>
-        <w:rPr>
-          <w:b/>
-          <w:shd w:val="clear" w:color="auto" w:fill="B7B7B7"/>
-        </w:rPr>
-        <w:t xml:space="preserve">Chatgpt </w:t>
-      </w:r>
-      <w:r>
-        <w:rPr>
-          <w:b/>
-          <w:sz w:val="14"/>
-          <w:szCs w:val="14"/>
-          <w:shd w:val="clear" w:color="auto" w:fill="B7B7B7"/>
-        </w:rPr>
-        <w:t>(GPT</w:t>
-      </w:r>
-      <w:r>
-        <w:rPr>
-          <w:rFonts w:ascii="Cambria Math" w:hAnsi="Cambria Math" w:cs="Cambria Math"/>
-          <w:b/>
-          <w:sz w:val="14"/>
-          <w:szCs w:val="14"/>
-          <w:shd w:val="clear" w:color="auto" w:fill="B7B7B7"/>
+          <w:rFonts w:ascii="Arial" w:eastAsia="Arial" w:hAnsi="Arial" w:cs="Arial"/>
+          <w:b/>
+          <w:color w:val="000000"/>
+          <w:sz w:val="18"/>
+          <w:highlight w:val="lightGray"/>
+        </w:rPr>
+        <w:t># Source: AI Source: Provided by: [Data Path</w:t>
+      </w:r>
+      <w:r>
+        <w:rPr>
+          <w:rFonts w:ascii="Arial" w:eastAsia="Arial" w:hAnsi="Arial" w:cs="Arial"/>
+          <w:color w:val="000000"/>
+          <w:sz w:val="18"/>
+          <w:highlight w:val="lightGray"/>
+        </w:rPr>
+        <w:t xml:space="preserve">: Persons Table -&gt; ID Column: 1, Name_En Column: Motasem Essam] -&gt; </w:t>
+      </w:r>
+      <w:r>
+        <w:rPr>
+          <w:rFonts w:ascii="Arial" w:eastAsia="Arial" w:hAnsi="Arial" w:cs="Arial"/>
+          <w:b/>
+          <w:color w:val="000000"/>
+          <w:sz w:val="18"/>
+          <w:highlight w:val="lightGray"/>
+        </w:rPr>
+        <w:t>From:</w:t>
+      </w:r>
+      <w:r>
+        <w:rPr>
+          <w:rFonts w:ascii="Arial" w:eastAsia="Arial" w:hAnsi="Arial" w:cs="Arial"/>
+          <w:color w:val="000000"/>
+          <w:sz w:val="18"/>
+          <w:highlight w:val="lightGray"/>
+        </w:rPr>
+        <w:t xml:space="preserve"> [Chatgpt (GPT</w:t>
+      </w:r>
+      <w:r>
+        <w:rPr>
+          <w:rFonts w:ascii="Arial" w:eastAsia="Arial" w:hAnsi="Arial" w:cs="Cambria Math"/>
+          <w:color w:val="000000"/>
+          <w:sz w:val="18"/>
+          <w:highlight w:val="lightGray"/>
         </w:rPr>
         <w:t>‑</w:t>
       </w:r>
       <w:r>
         <w:rPr>
-          <w:b/>
-          <w:sz w:val="14"/>
-          <w:szCs w:val="14"/>
-          <w:shd w:val="clear" w:color="auto" w:fill="B7B7B7"/>
-        </w:rPr>
-        <w:t>5 Mini) at [8/14/2025]</w:t>
+          <w:rFonts w:ascii="Arial" w:eastAsia="Arial" w:hAnsi="Arial" w:cs="Arial"/>
+          <w:color w:val="000000"/>
+          <w:sz w:val="18"/>
+          <w:highlight w:val="lightGray"/>
+        </w:rPr>
+        <w:t xml:space="preserve">5 Mini)] </w:t>
+      </w:r>
+      <w:r>
+        <w:rPr>
+          <w:rFonts w:ascii="Arial" w:eastAsia="Arial" w:hAnsi="Arial" w:cs="Arial"/>
+          <w:b/>
+          <w:color w:val="000000"/>
+          <w:sz w:val="18"/>
+          <w:highlight w:val="lightGray"/>
+        </w:rPr>
+        <w:t>on</w:t>
+      </w:r>
+      <w:r>
+        <w:rPr>
+          <w:rFonts w:ascii="Arial" w:eastAsia="Arial" w:hAnsi="Arial"/>
+          <w:sz w:val="18"/>
+          <w:highlight w:val="lightGray"/>
+        </w:rPr>
+        <w:t xml:space="preserve"> [8/14/2025]</w:t>
       </w:r>
     </w:p>
     <w:p>
@@ -1189,7 +1382,7 @@
           <w:ilvl w:val="0"/>
           <w:numId w:val="14"/>
         </w:numPr>
-        <w:spacing w:before="240"/>
+        <w:spacing w:before="240" w:after="0" w:line="276" w:lineRule="auto"/>
       </w:pPr>
       <w:r>
         <w:rPr>
@@ -1217,6 +1410,7 @@
           <w:ilvl w:val="0"/>
           <w:numId w:val="14"/>
         </w:numPr>
+        <w:spacing w:after="0" w:line="276" w:lineRule="auto"/>
         <w:rPr>
           <w:rFonts w:ascii="Roboto Mono" w:eastAsia="Roboto Mono" w:hAnsi="Roboto Mono" w:cs="Roboto Mono"/>
         </w:rPr>
@@ -1242,6 +1436,7 @@
           <w:ilvl w:val="1"/>
           <w:numId w:val="14"/>
         </w:numPr>
+        <w:spacing w:after="0" w:line="276" w:lineRule="auto"/>
         <w:rPr>
           <w:rFonts w:ascii="Roboto Mono" w:eastAsia="Roboto Mono" w:hAnsi="Roboto Mono" w:cs="Roboto Mono"/>
         </w:rPr>
@@ -1265,6 +1460,7 @@
           <w:ilvl w:val="1"/>
           <w:numId w:val="14"/>
         </w:numPr>
+        <w:spacing w:after="0" w:line="276" w:lineRule="auto"/>
         <w:rPr>
           <w:rFonts w:ascii="Roboto Mono" w:eastAsia="Roboto Mono" w:hAnsi="Roboto Mono" w:cs="Roboto Mono"/>
         </w:rPr>
@@ -1288,7 +1484,7 @@
           <w:ilvl w:val="0"/>
           <w:numId w:val="14"/>
         </w:numPr>
-        <w:spacing w:after="240"/>
+        <w:spacing w:after="240" w:line="276" w:lineRule="auto"/>
       </w:pPr>
       <w:r>
         <w:rPr>
@@ -1309,7 +1505,7 @@
     </w:p>
     <w:p>
       <w:r>
-        <w:pict w14:anchorId="5D3AC20A">
+        <w:pict w14:anchorId="5FD76886">
           <v:rect id="_x0000_i1030" style="width:0;height:1.5pt" o:hralign="center" o:hrstd="t" o:hr="t" fillcolor="#a0a0a0" stroked="f"/>
         </w:pict>
       </w:r>
@@ -1332,52 +1528,77 @@
       </w:pPr>
       <w:r>
         <w:rPr>
-          <w:b/>
-          <w:shd w:val="clear" w:color="auto" w:fill="B7B7B7"/>
-        </w:rPr>
-        <w:lastRenderedPageBreak/>
-        <w:t># Source</w:t>
-      </w:r>
-      <w:r>
-        <w:rPr>
-          <w:shd w:val="clear" w:color="auto" w:fill="B7B7B7"/>
-        </w:rPr>
-        <w:t xml:space="preserve">: </w:t>
-      </w:r>
-      <w:r>
-        <w:rPr>
-          <w:b/>
-          <w:shd w:val="clear" w:color="auto" w:fill="B7B7B7"/>
-        </w:rPr>
-        <w:t xml:space="preserve">Chatgpt </w:t>
-      </w:r>
-      <w:r>
-        <w:rPr>
-          <w:b/>
-          <w:sz w:val="14"/>
-          <w:szCs w:val="14"/>
-          <w:shd w:val="clear" w:color="auto" w:fill="B7B7B7"/>
-        </w:rPr>
-        <w:t>(GPT</w:t>
-      </w:r>
-      <w:r>
-        <w:rPr>
-          <w:rFonts w:ascii="Cambria Math" w:hAnsi="Cambria Math" w:cs="Cambria Math"/>
-          <w:b/>
-          <w:sz w:val="14"/>
-          <w:szCs w:val="14"/>
-          <w:shd w:val="clear" w:color="auto" w:fill="B7B7B7"/>
+          <w:rFonts w:ascii="Arial" w:eastAsia="Arial" w:hAnsi="Arial" w:cs="Arial"/>
+          <w:b/>
+          <w:color w:val="000000"/>
+          <w:sz w:val="18"/>
+          <w:highlight w:val="lightGray"/>
+        </w:rPr>
+        <w:t># Source: AI Source: Provided by: [Data Path</w:t>
+      </w:r>
+      <w:r>
+        <w:rPr>
+          <w:rFonts w:ascii="Arial" w:eastAsia="Arial" w:hAnsi="Arial" w:cs="Arial"/>
+          <w:color w:val="000000"/>
+          <w:sz w:val="18"/>
+          <w:highlight w:val="lightGray"/>
+        </w:rPr>
+        <w:t xml:space="preserve">: Persons Table -&gt; ID Column: 1, Name_En Column: Motasem Essam] -&gt; </w:t>
+      </w:r>
+      <w:r>
+        <w:rPr>
+          <w:rFonts w:ascii="Arial" w:eastAsia="Arial" w:hAnsi="Arial" w:cs="Arial"/>
+          <w:b/>
+          <w:color w:val="000000"/>
+          <w:sz w:val="18"/>
+          <w:highlight w:val="lightGray"/>
+        </w:rPr>
+        <w:t>From:</w:t>
+      </w:r>
+      <w:r>
+        <w:rPr>
+          <w:rFonts w:ascii="Arial" w:eastAsia="Arial" w:hAnsi="Arial" w:cs="Arial"/>
+          <w:color w:val="000000"/>
+          <w:sz w:val="18"/>
+          <w:highlight w:val="lightGray"/>
+        </w:rPr>
+        <w:t xml:space="preserve"> [Chatgpt (GPT</w:t>
+      </w:r>
+      <w:r>
+        <w:rPr>
+          <w:rFonts w:ascii="Arial" w:eastAsia="Arial" w:hAnsi="Arial" w:cs="Cambria Math"/>
+          <w:color w:val="000000"/>
+          <w:sz w:val="18"/>
+          <w:highlight w:val="lightGray"/>
         </w:rPr>
         <w:t>‑</w:t>
       </w:r>
       <w:r>
         <w:rPr>
-          <w:b/>
-          <w:sz w:val="14"/>
-          <w:szCs w:val="14"/>
-          <w:shd w:val="clear" w:color="auto" w:fill="B7B7B7"/>
-        </w:rPr>
-        <w:t>5 Mini) at [8/14/2025]</w:t>
+          <w:rFonts w:ascii="Arial" w:eastAsia="Arial" w:hAnsi="Arial" w:cs="Arial"/>
+          <w:color w:val="000000"/>
+          <w:sz w:val="18"/>
+          <w:highlight w:val="lightGray"/>
+        </w:rPr>
+        <w:t xml:space="preserve">5 Mini)] </w:t>
+      </w:r>
+      <w:r>
+        <w:rPr>
+          <w:rFonts w:ascii="Arial" w:eastAsia="Arial" w:hAnsi="Arial" w:cs="Arial"/>
+          <w:b/>
+          <w:color w:val="000000"/>
+          <w:sz w:val="18"/>
+          <w:highlight w:val="lightGray"/>
+        </w:rPr>
+        <w:t>on</w:t>
+      </w:r>
+      <w:r>
+        <w:rPr>
+          <w:rFonts w:ascii="Arial" w:eastAsia="Arial" w:hAnsi="Arial"/>
+          <w:sz w:val="18"/>
+          <w:highlight w:val="lightGray"/>
+        </w:rPr>
+        <w:t xml:space="preserve"> [8/14/2025]</w:t>
       </w:r>
     </w:p>
     <w:p>
@@ -1386,7 +1607,7 @@
           <w:ilvl w:val="0"/>
           <w:numId w:val="15"/>
         </w:numPr>
-        <w:spacing w:before="240"/>
+        <w:spacing w:before="240" w:after="0" w:line="276" w:lineRule="auto"/>
       </w:pPr>
       <w:r>
         <w:rPr>
@@ -1414,6 +1635,7 @@
           <w:ilvl w:val="0"/>
           <w:numId w:val="15"/>
         </w:numPr>
+        <w:spacing w:after="0" w:line="276" w:lineRule="auto"/>
         <w:rPr>
           <w:rFonts w:ascii="Roboto Mono" w:eastAsia="Roboto Mono" w:hAnsi="Roboto Mono" w:cs="Roboto Mono"/>
         </w:rPr>
@@ -1439,6 +1661,7 @@
           <w:ilvl w:val="1"/>
           <w:numId w:val="15"/>
         </w:numPr>
+        <w:spacing w:after="0" w:line="276" w:lineRule="auto"/>
         <w:rPr>
           <w:rFonts w:ascii="Roboto Mono" w:eastAsia="Roboto Mono" w:hAnsi="Roboto Mono" w:cs="Roboto Mono"/>
         </w:rPr>
@@ -1462,6 +1685,7 @@
           <w:ilvl w:val="1"/>
           <w:numId w:val="15"/>
         </w:numPr>
+        <w:spacing w:after="0" w:line="276" w:lineRule="auto"/>
         <w:rPr>
           <w:rFonts w:ascii="Roboto Mono" w:eastAsia="Roboto Mono" w:hAnsi="Roboto Mono" w:cs="Roboto Mono"/>
         </w:rPr>
@@ -1485,7 +1709,7 @@
           <w:ilvl w:val="0"/>
           <w:numId w:val="15"/>
         </w:numPr>
-        <w:spacing w:after="240"/>
+        <w:spacing w:after="240" w:line="276" w:lineRule="auto"/>
       </w:pPr>
       <w:r>
         <w:rPr>
@@ -1506,7 +1730,7 @@
     </w:p>
     <w:p>
       <w:r>
-        <w:pict w14:anchorId="3232E89A">
+        <w:pict w14:anchorId="65D1D89C">
           <v:rect id="_x0000_i1031" style="width:0;height:1.5pt" o:hralign="center" o:hrstd="t" o:hr="t" fillcolor="#a0a0a0" stroked="f"/>
         </w:pict>
       </w:r>
@@ -1533,51 +1757,77 @@
       </w:pPr>
       <w:r>
         <w:rPr>
-          <w:b/>
-          <w:shd w:val="clear" w:color="auto" w:fill="B7B7B7"/>
-        </w:rPr>
-        <w:t># Source</w:t>
-      </w:r>
-      <w:r>
-        <w:rPr>
-          <w:shd w:val="clear" w:color="auto" w:fill="B7B7B7"/>
-        </w:rPr>
-        <w:t xml:space="preserve">: </w:t>
-      </w:r>
-      <w:r>
-        <w:rPr>
-          <w:b/>
-          <w:shd w:val="clear" w:color="auto" w:fill="B7B7B7"/>
-        </w:rPr>
-        <w:t xml:space="preserve">Chatgpt </w:t>
-      </w:r>
-      <w:r>
-        <w:rPr>
-          <w:b/>
-          <w:sz w:val="14"/>
-          <w:szCs w:val="14"/>
-          <w:shd w:val="clear" w:color="auto" w:fill="B7B7B7"/>
-        </w:rPr>
-        <w:t>(GPT</w:t>
-      </w:r>
-      <w:r>
-        <w:rPr>
-          <w:rFonts w:ascii="Cambria Math" w:hAnsi="Cambria Math" w:cs="Cambria Math"/>
-          <w:b/>
-          <w:sz w:val="14"/>
-          <w:szCs w:val="14"/>
-          <w:shd w:val="clear" w:color="auto" w:fill="B7B7B7"/>
+          <w:rFonts w:ascii="Arial" w:eastAsia="Arial" w:hAnsi="Arial" w:cs="Arial"/>
+          <w:b/>
+          <w:color w:val="000000"/>
+          <w:sz w:val="18"/>
+          <w:highlight w:val="lightGray"/>
+        </w:rPr>
+        <w:t># Source: AI Source: Provided by: [Data Path</w:t>
+      </w:r>
+      <w:r>
+        <w:rPr>
+          <w:rFonts w:ascii="Arial" w:eastAsia="Arial" w:hAnsi="Arial" w:cs="Arial"/>
+          <w:color w:val="000000"/>
+          <w:sz w:val="18"/>
+          <w:highlight w:val="lightGray"/>
+        </w:rPr>
+        <w:t xml:space="preserve">: Persons Table -&gt; ID Column: 1, Name_En Column: Motasem Essam] -&gt; </w:t>
+      </w:r>
+      <w:r>
+        <w:rPr>
+          <w:rFonts w:ascii="Arial" w:eastAsia="Arial" w:hAnsi="Arial" w:cs="Arial"/>
+          <w:b/>
+          <w:color w:val="000000"/>
+          <w:sz w:val="18"/>
+          <w:highlight w:val="lightGray"/>
+        </w:rPr>
+        <w:t>From:</w:t>
+      </w:r>
+      <w:r>
+        <w:rPr>
+          <w:rFonts w:ascii="Arial" w:eastAsia="Arial" w:hAnsi="Arial" w:cs="Arial"/>
+          <w:color w:val="000000"/>
+          <w:sz w:val="18"/>
+          <w:highlight w:val="lightGray"/>
+        </w:rPr>
+        <w:t xml:space="preserve"> [Chatgpt (GPT</w:t>
+      </w:r>
+      <w:r>
+        <w:rPr>
+          <w:rFonts w:ascii="Arial" w:eastAsia="Arial" w:hAnsi="Arial" w:cs="Cambria Math"/>
+          <w:color w:val="000000"/>
+          <w:sz w:val="18"/>
+          <w:highlight w:val="lightGray"/>
         </w:rPr>
         <w:t>‑</w:t>
       </w:r>
       <w:r>
         <w:rPr>
-          <w:b/>
-          <w:sz w:val="14"/>
-          <w:szCs w:val="14"/>
-          <w:shd w:val="clear" w:color="auto" w:fill="B7B7B7"/>
-        </w:rPr>
-        <w:t>5 Mini) at [8/14/2025]</w:t>
+          <w:rFonts w:ascii="Arial" w:eastAsia="Arial" w:hAnsi="Arial" w:cs="Arial"/>
+          <w:color w:val="000000"/>
+          <w:sz w:val="18"/>
+          <w:highlight w:val="lightGray"/>
+        </w:rPr>
+        <w:t xml:space="preserve">5 Mini)] </w:t>
+      </w:r>
+      <w:r>
+        <w:rPr>
+          <w:rFonts w:ascii="Arial" w:eastAsia="Arial" w:hAnsi="Arial" w:cs="Arial"/>
+          <w:b/>
+          <w:color w:val="000000"/>
+          <w:sz w:val="18"/>
+          <w:highlight w:val="lightGray"/>
+        </w:rPr>
+        <w:t>on</w:t>
+      </w:r>
+      <w:r>
+        <w:rPr>
+          <w:rFonts w:ascii="Arial" w:eastAsia="Arial" w:hAnsi="Arial"/>
+          <w:sz w:val="18"/>
+          <w:highlight w:val="lightGray"/>
+        </w:rPr>
+        <w:t xml:space="preserve"> [8/14/2025]</w:t>
       </w:r>
     </w:p>
     <w:p>
@@ -1622,7 +1872,7 @@
     </w:p>
     <w:p>
       <w:r>
-        <w:pict w14:anchorId="66123628">
+        <w:pict w14:anchorId="3E6FC325">
           <v:rect id="_x0000_i1032" style="width:0;height:1.5pt" o:hralign="center" o:hrstd="t" o:hr="t" fillcolor="#a0a0a0" stroked="f"/>
         </w:pict>
       </w:r>
@@ -1641,7 +1891,7 @@
     </w:p>
     <w:p>
       <w:r>
-        <w:pict w14:anchorId="63B4910B">
+        <w:pict w14:anchorId="609E408D">
           <v:rect id="_x0000_i1033" style="width:0;height:1.5pt" o:hralign="center" o:hrstd="t" o:hr="t" fillcolor="#a0a0a0" stroked="f"/>
         </w:pict>
       </w:r>
@@ -1677,51 +1927,77 @@
       </w:pPr>
       <w:r>
         <w:rPr>
-          <w:b/>
-          <w:shd w:val="clear" w:color="auto" w:fill="B7B7B7"/>
-        </w:rPr>
-        <w:t># Source</w:t>
-      </w:r>
-      <w:r>
-        <w:rPr>
-          <w:shd w:val="clear" w:color="auto" w:fill="B7B7B7"/>
-        </w:rPr>
-        <w:t xml:space="preserve">: </w:t>
-      </w:r>
-      <w:r>
-        <w:rPr>
-          <w:b/>
-          <w:shd w:val="clear" w:color="auto" w:fill="B7B7B7"/>
-        </w:rPr>
-        <w:t xml:space="preserve">Chatgpt </w:t>
-      </w:r>
-      <w:r>
-        <w:rPr>
-          <w:b/>
-          <w:sz w:val="14"/>
-          <w:szCs w:val="14"/>
-          <w:shd w:val="clear" w:color="auto" w:fill="B7B7B7"/>
-        </w:rPr>
-        <w:t>(GPT</w:t>
-      </w:r>
-      <w:r>
-        <w:rPr>
-          <w:rFonts w:ascii="Cambria Math" w:hAnsi="Cambria Math" w:cs="Cambria Math"/>
-          <w:b/>
-          <w:sz w:val="14"/>
-          <w:szCs w:val="14"/>
-          <w:shd w:val="clear" w:color="auto" w:fill="B7B7B7"/>
+          <w:rFonts w:ascii="Arial" w:eastAsia="Arial" w:hAnsi="Arial" w:cs="Arial"/>
+          <w:b/>
+          <w:color w:val="000000"/>
+          <w:sz w:val="18"/>
+          <w:highlight w:val="lightGray"/>
+        </w:rPr>
+        <w:t># Source: AI Source: Provided by: [Data Path</w:t>
+      </w:r>
+      <w:r>
+        <w:rPr>
+          <w:rFonts w:ascii="Arial" w:eastAsia="Arial" w:hAnsi="Arial" w:cs="Arial"/>
+          <w:color w:val="000000"/>
+          <w:sz w:val="18"/>
+          <w:highlight w:val="lightGray"/>
+        </w:rPr>
+        <w:t xml:space="preserve">: Persons Table -&gt; ID Column: 1, Name_En Column: Motasem Essam] -&gt; </w:t>
+      </w:r>
+      <w:r>
+        <w:rPr>
+          <w:rFonts w:ascii="Arial" w:eastAsia="Arial" w:hAnsi="Arial" w:cs="Arial"/>
+          <w:b/>
+          <w:color w:val="000000"/>
+          <w:sz w:val="18"/>
+          <w:highlight w:val="lightGray"/>
+        </w:rPr>
+        <w:t>From:</w:t>
+      </w:r>
+      <w:r>
+        <w:rPr>
+          <w:rFonts w:ascii="Arial" w:eastAsia="Arial" w:hAnsi="Arial" w:cs="Arial"/>
+          <w:color w:val="000000"/>
+          <w:sz w:val="18"/>
+          <w:highlight w:val="lightGray"/>
+        </w:rPr>
+        <w:t xml:space="preserve"> [Chatgpt (GPT</w:t>
+      </w:r>
+      <w:r>
+        <w:rPr>
+          <w:rFonts w:ascii="Arial" w:eastAsia="Arial" w:hAnsi="Arial" w:cs="Cambria Math"/>
+          <w:color w:val="000000"/>
+          <w:sz w:val="18"/>
+          <w:highlight w:val="lightGray"/>
         </w:rPr>
         <w:t>‑</w:t>
       </w:r>
       <w:r>
         <w:rPr>
-          <w:b/>
-          <w:sz w:val="14"/>
-          <w:szCs w:val="14"/>
-          <w:shd w:val="clear" w:color="auto" w:fill="B7B7B7"/>
-        </w:rPr>
-        <w:t>5 Mini) at [8/14/2025]</w:t>
+          <w:rFonts w:ascii="Arial" w:eastAsia="Arial" w:hAnsi="Arial" w:cs="Arial"/>
+          <w:color w:val="000000"/>
+          <w:sz w:val="18"/>
+          <w:highlight w:val="lightGray"/>
+        </w:rPr>
+        <w:t xml:space="preserve">5 Mini)] </w:t>
+      </w:r>
+      <w:r>
+        <w:rPr>
+          <w:rFonts w:ascii="Arial" w:eastAsia="Arial" w:hAnsi="Arial" w:cs="Arial"/>
+          <w:b/>
+          <w:color w:val="000000"/>
+          <w:sz w:val="18"/>
+          <w:highlight w:val="lightGray"/>
+        </w:rPr>
+        <w:t>on</w:t>
+      </w:r>
+      <w:r>
+        <w:rPr>
+          <w:rFonts w:ascii="Arial" w:eastAsia="Arial" w:hAnsi="Arial"/>
+          <w:sz w:val="18"/>
+          <w:highlight w:val="lightGray"/>
+        </w:rPr>
+        <w:t xml:space="preserve"> [8/14/2025]</w:t>
       </w:r>
     </w:p>
     <w:p>
@@ -1730,7 +2006,7 @@
           <w:ilvl w:val="0"/>
           <w:numId w:val="12"/>
         </w:numPr>
-        <w:spacing w:before="240"/>
+        <w:spacing w:before="240" w:after="0" w:line="276" w:lineRule="auto"/>
       </w:pPr>
       <w:r>
         <w:rPr>
@@ -1758,6 +2034,7 @@
           <w:ilvl w:val="0"/>
           <w:numId w:val="12"/>
         </w:numPr>
+        <w:spacing w:after="0" w:line="276" w:lineRule="auto"/>
       </w:pPr>
       <w:r>
         <w:rPr>
@@ -1785,6 +2062,7 @@
           <w:ilvl w:val="0"/>
           <w:numId w:val="12"/>
         </w:numPr>
+        <w:spacing w:after="0" w:line="276" w:lineRule="auto"/>
         <w:rPr>
           <w:rFonts w:ascii="Roboto Mono" w:eastAsia="Roboto Mono" w:hAnsi="Roboto Mono" w:cs="Roboto Mono"/>
         </w:rPr>
@@ -1810,13 +2088,13 @@
           <w:ilvl w:val="1"/>
           <w:numId w:val="12"/>
         </w:numPr>
-      </w:pPr>
-      <w:r>
-        <w:rPr>
-          <w:rFonts w:ascii="Roboto Mono" w:eastAsia="Roboto Mono" w:hAnsi="Roboto Mono" w:cs="Roboto Mono"/>
-          <w:b/>
-        </w:rPr>
-        <w:lastRenderedPageBreak/>
+        <w:spacing w:after="0" w:line="276" w:lineRule="auto"/>
+      </w:pPr>
+      <w:r>
+        <w:rPr>
+          <w:rFonts w:ascii="Roboto Mono" w:eastAsia="Roboto Mono" w:hAnsi="Roboto Mono" w:cs="Roboto Mono"/>
+          <w:b/>
+        </w:rPr>
         <w:t>Author:</w:t>
       </w:r>
       <w:r>
@@ -1838,6 +2116,7 @@
           <w:ilvl w:val="1"/>
           <w:numId w:val="12"/>
         </w:numPr>
+        <w:spacing w:after="0" w:line="276" w:lineRule="auto"/>
       </w:pPr>
       <w:r>
         <w:rPr>
@@ -1865,6 +2144,7 @@
           <w:ilvl w:val="1"/>
           <w:numId w:val="12"/>
         </w:numPr>
+        <w:spacing w:after="0" w:line="276" w:lineRule="auto"/>
       </w:pPr>
       <w:r>
         <w:rPr>
@@ -1892,6 +2172,7 @@
           <w:ilvl w:val="1"/>
           <w:numId w:val="12"/>
         </w:numPr>
+        <w:spacing w:after="0" w:line="276" w:lineRule="auto"/>
       </w:pPr>
       <w:r>
         <w:rPr>
@@ -1919,7 +2200,7 @@
           <w:ilvl w:val="0"/>
           <w:numId w:val="12"/>
         </w:numPr>
-        <w:spacing w:after="240"/>
+        <w:spacing w:after="240" w:line="276" w:lineRule="auto"/>
       </w:pPr>
       <w:r>
         <w:rPr>
@@ -1943,7 +2224,7 @@
     </w:p>
     <w:p>
       <w:r>
-        <w:pict w14:anchorId="212D3E25">
+        <w:pict w14:anchorId="321F4075">
           <v:rect id="_x0000_i1034" style="width:0;height:1.5pt" o:hralign="center" o:hrstd="t" o:hr="t" fillcolor="#a0a0a0" stroked="f"/>
         </w:pict>
       </w:r>
@@ -1979,51 +2260,77 @@
       </w:pPr>
       <w:r>
         <w:rPr>
-          <w:b/>
-          <w:shd w:val="clear" w:color="auto" w:fill="B7B7B7"/>
-        </w:rPr>
-        <w:t># Source</w:t>
-      </w:r>
-      <w:r>
-        <w:rPr>
-          <w:shd w:val="clear" w:color="auto" w:fill="B7B7B7"/>
-        </w:rPr>
-        <w:t xml:space="preserve">: </w:t>
-      </w:r>
-      <w:r>
-        <w:rPr>
-          <w:b/>
-          <w:shd w:val="clear" w:color="auto" w:fill="B7B7B7"/>
-        </w:rPr>
-        <w:t xml:space="preserve">Chatgpt </w:t>
-      </w:r>
-      <w:r>
-        <w:rPr>
-          <w:b/>
-          <w:sz w:val="14"/>
-          <w:szCs w:val="14"/>
-          <w:shd w:val="clear" w:color="auto" w:fill="B7B7B7"/>
-        </w:rPr>
-        <w:t>(GPT</w:t>
-      </w:r>
-      <w:r>
-        <w:rPr>
-          <w:rFonts w:ascii="Cambria Math" w:hAnsi="Cambria Math" w:cs="Cambria Math"/>
-          <w:b/>
-          <w:sz w:val="14"/>
-          <w:szCs w:val="14"/>
-          <w:shd w:val="clear" w:color="auto" w:fill="B7B7B7"/>
+          <w:rFonts w:ascii="Arial" w:eastAsia="Arial" w:hAnsi="Arial" w:cs="Arial"/>
+          <w:b/>
+          <w:color w:val="000000"/>
+          <w:sz w:val="18"/>
+          <w:highlight w:val="lightGray"/>
+        </w:rPr>
+        <w:t># Source: AI Source: Provided by: [Data Path</w:t>
+      </w:r>
+      <w:r>
+        <w:rPr>
+          <w:rFonts w:ascii="Arial" w:eastAsia="Arial" w:hAnsi="Arial" w:cs="Arial"/>
+          <w:color w:val="000000"/>
+          <w:sz w:val="18"/>
+          <w:highlight w:val="lightGray"/>
+        </w:rPr>
+        <w:t xml:space="preserve">: Persons Table -&gt; ID Column: 1, Name_En Column: Motasem Essam] -&gt; </w:t>
+      </w:r>
+      <w:r>
+        <w:rPr>
+          <w:rFonts w:ascii="Arial" w:eastAsia="Arial" w:hAnsi="Arial" w:cs="Arial"/>
+          <w:b/>
+          <w:color w:val="000000"/>
+          <w:sz w:val="18"/>
+          <w:highlight w:val="lightGray"/>
+        </w:rPr>
+        <w:t>From:</w:t>
+      </w:r>
+      <w:r>
+        <w:rPr>
+          <w:rFonts w:ascii="Arial" w:eastAsia="Arial" w:hAnsi="Arial" w:cs="Arial"/>
+          <w:color w:val="000000"/>
+          <w:sz w:val="18"/>
+          <w:highlight w:val="lightGray"/>
+        </w:rPr>
+        <w:t xml:space="preserve"> [Chatgpt (GPT</w:t>
+      </w:r>
+      <w:r>
+        <w:rPr>
+          <w:rFonts w:ascii="Arial" w:eastAsia="Arial" w:hAnsi="Arial" w:cs="Cambria Math"/>
+          <w:color w:val="000000"/>
+          <w:sz w:val="18"/>
+          <w:highlight w:val="lightGray"/>
         </w:rPr>
         <w:t>‑</w:t>
       </w:r>
       <w:r>
         <w:rPr>
-          <w:b/>
-          <w:sz w:val="14"/>
-          <w:szCs w:val="14"/>
-          <w:shd w:val="clear" w:color="auto" w:fill="B7B7B7"/>
-        </w:rPr>
-        <w:t>5 Mini) at [8/14/2025]</w:t>
+          <w:rFonts w:ascii="Arial" w:eastAsia="Arial" w:hAnsi="Arial" w:cs="Arial"/>
+          <w:color w:val="000000"/>
+          <w:sz w:val="18"/>
+          <w:highlight w:val="lightGray"/>
+        </w:rPr>
+        <w:t xml:space="preserve">5 Mini)] </w:t>
+      </w:r>
+      <w:r>
+        <w:rPr>
+          <w:rFonts w:ascii="Arial" w:eastAsia="Arial" w:hAnsi="Arial" w:cs="Arial"/>
+          <w:b/>
+          <w:color w:val="000000"/>
+          <w:sz w:val="18"/>
+          <w:highlight w:val="lightGray"/>
+        </w:rPr>
+        <w:t>on</w:t>
+      </w:r>
+      <w:r>
+        <w:rPr>
+          <w:rFonts w:ascii="Arial" w:eastAsia="Arial" w:hAnsi="Arial"/>
+          <w:sz w:val="18"/>
+          <w:highlight w:val="lightGray"/>
+        </w:rPr>
+        <w:t xml:space="preserve"> [8/14/2025]</w:t>
       </w:r>
     </w:p>
     <w:p>
@@ -2032,7 +2339,7 @@
           <w:ilvl w:val="0"/>
           <w:numId w:val="5"/>
         </w:numPr>
-        <w:spacing w:before="240"/>
+        <w:spacing w:before="240" w:after="0" w:line="276" w:lineRule="auto"/>
       </w:pPr>
       <w:r>
         <w:rPr>
@@ -2060,6 +2367,7 @@
           <w:ilvl w:val="1"/>
           <w:numId w:val="5"/>
         </w:numPr>
+        <w:spacing w:after="0" w:line="276" w:lineRule="auto"/>
         <w:rPr>
           <w:rFonts w:ascii="Roboto Mono" w:eastAsia="Roboto Mono" w:hAnsi="Roboto Mono" w:cs="Roboto Mono"/>
         </w:rPr>
@@ -2083,6 +2391,7 @@
           <w:ilvl w:val="1"/>
           <w:numId w:val="5"/>
         </w:numPr>
+        <w:spacing w:after="0" w:line="276" w:lineRule="auto"/>
         <w:rPr>
           <w:rFonts w:ascii="Roboto Mono" w:eastAsia="Roboto Mono" w:hAnsi="Roboto Mono" w:cs="Roboto Mono"/>
         </w:rPr>
@@ -2106,6 +2415,7 @@
           <w:ilvl w:val="0"/>
           <w:numId w:val="5"/>
         </w:numPr>
+        <w:spacing w:after="0" w:line="276" w:lineRule="auto"/>
       </w:pPr>
       <w:r>
         <w:rPr>
@@ -2133,6 +2443,7 @@
           <w:ilvl w:val="0"/>
           <w:numId w:val="5"/>
         </w:numPr>
+        <w:spacing w:after="0" w:line="276" w:lineRule="auto"/>
       </w:pPr>
       <w:r>
         <w:rPr>
@@ -2160,7 +2471,7 @@
           <w:ilvl w:val="0"/>
           <w:numId w:val="5"/>
         </w:numPr>
-        <w:spacing w:after="240"/>
+        <w:spacing w:after="240" w:line="276" w:lineRule="auto"/>
       </w:pPr>
       <w:r>
         <w:rPr>
@@ -2181,7 +2492,7 @@
     </w:p>
     <w:p>
       <w:r>
-        <w:pict w14:anchorId="5FB5E18A">
+        <w:pict w14:anchorId="73F89D2C">
           <v:rect id="_x0000_i1035" style="width:0;height:1.5pt" o:hralign="center" o:hrstd="t" o:hr="t" fillcolor="#a0a0a0" stroked="f"/>
         </w:pict>
       </w:r>
@@ -2217,51 +2528,77 @@
       </w:pPr>
       <w:r>
         <w:rPr>
-          <w:b/>
-          <w:shd w:val="clear" w:color="auto" w:fill="B7B7B7"/>
-        </w:rPr>
-        <w:t># Source</w:t>
-      </w:r>
-      <w:r>
-        <w:rPr>
-          <w:shd w:val="clear" w:color="auto" w:fill="B7B7B7"/>
-        </w:rPr>
-        <w:t xml:space="preserve">: </w:t>
-      </w:r>
-      <w:r>
-        <w:rPr>
-          <w:b/>
-          <w:shd w:val="clear" w:color="auto" w:fill="B7B7B7"/>
-        </w:rPr>
-        <w:t xml:space="preserve">Chatgpt </w:t>
-      </w:r>
-      <w:r>
-        <w:rPr>
-          <w:b/>
-          <w:sz w:val="14"/>
-          <w:szCs w:val="14"/>
-          <w:shd w:val="clear" w:color="auto" w:fill="B7B7B7"/>
-        </w:rPr>
-        <w:t>(GPT</w:t>
-      </w:r>
-      <w:r>
-        <w:rPr>
-          <w:rFonts w:ascii="Cambria Math" w:hAnsi="Cambria Math" w:cs="Cambria Math"/>
-          <w:b/>
-          <w:sz w:val="14"/>
-          <w:szCs w:val="14"/>
-          <w:shd w:val="clear" w:color="auto" w:fill="B7B7B7"/>
+          <w:rFonts w:ascii="Arial" w:eastAsia="Arial" w:hAnsi="Arial" w:cs="Arial"/>
+          <w:b/>
+          <w:color w:val="000000"/>
+          <w:sz w:val="18"/>
+          <w:highlight w:val="lightGray"/>
+        </w:rPr>
+        <w:t># Source: AI Source: Provided by: [Data Path</w:t>
+      </w:r>
+      <w:r>
+        <w:rPr>
+          <w:rFonts w:ascii="Arial" w:eastAsia="Arial" w:hAnsi="Arial" w:cs="Arial"/>
+          <w:color w:val="000000"/>
+          <w:sz w:val="18"/>
+          <w:highlight w:val="lightGray"/>
+        </w:rPr>
+        <w:t xml:space="preserve">: Persons Table -&gt; ID Column: 1, Name_En Column: Motasem Essam] -&gt; </w:t>
+      </w:r>
+      <w:r>
+        <w:rPr>
+          <w:rFonts w:ascii="Arial" w:eastAsia="Arial" w:hAnsi="Arial" w:cs="Arial"/>
+          <w:b/>
+          <w:color w:val="000000"/>
+          <w:sz w:val="18"/>
+          <w:highlight w:val="lightGray"/>
+        </w:rPr>
+        <w:t>From:</w:t>
+      </w:r>
+      <w:r>
+        <w:rPr>
+          <w:rFonts w:ascii="Arial" w:eastAsia="Arial" w:hAnsi="Arial" w:cs="Arial"/>
+          <w:color w:val="000000"/>
+          <w:sz w:val="18"/>
+          <w:highlight w:val="lightGray"/>
+        </w:rPr>
+        <w:t xml:space="preserve"> [Chatgpt (GPT</w:t>
+      </w:r>
+      <w:r>
+        <w:rPr>
+          <w:rFonts w:ascii="Arial" w:eastAsia="Arial" w:hAnsi="Arial" w:cs="Cambria Math"/>
+          <w:color w:val="000000"/>
+          <w:sz w:val="18"/>
+          <w:highlight w:val="lightGray"/>
         </w:rPr>
         <w:t>‑</w:t>
       </w:r>
       <w:r>
         <w:rPr>
-          <w:b/>
-          <w:sz w:val="14"/>
-          <w:szCs w:val="14"/>
-          <w:shd w:val="clear" w:color="auto" w:fill="B7B7B7"/>
-        </w:rPr>
-        <w:t>5 Mini) at [8/14/2025]</w:t>
+          <w:rFonts w:ascii="Arial" w:eastAsia="Arial" w:hAnsi="Arial" w:cs="Arial"/>
+          <w:color w:val="000000"/>
+          <w:sz w:val="18"/>
+          <w:highlight w:val="lightGray"/>
+        </w:rPr>
+        <w:t xml:space="preserve">5 Mini)] </w:t>
+      </w:r>
+      <w:r>
+        <w:rPr>
+          <w:rFonts w:ascii="Arial" w:eastAsia="Arial" w:hAnsi="Arial" w:cs="Arial"/>
+          <w:b/>
+          <w:color w:val="000000"/>
+          <w:sz w:val="18"/>
+          <w:highlight w:val="lightGray"/>
+        </w:rPr>
+        <w:t>on</w:t>
+      </w:r>
+      <w:r>
+        <w:rPr>
+          <w:rFonts w:ascii="Arial" w:eastAsia="Arial" w:hAnsi="Arial"/>
+          <w:sz w:val="18"/>
+          <w:highlight w:val="lightGray"/>
+        </w:rPr>
+        <w:t xml:space="preserve"> [8/14/2025]</w:t>
       </w:r>
     </w:p>
     <w:p>
@@ -2270,7 +2607,7 @@
           <w:ilvl w:val="0"/>
           <w:numId w:val="17"/>
         </w:numPr>
-        <w:spacing w:before="240"/>
+        <w:spacing w:before="240" w:after="0" w:line="276" w:lineRule="auto"/>
       </w:pPr>
       <w:r>
         <w:rPr>
@@ -2298,13 +2635,13 @@
           <w:ilvl w:val="0"/>
           <w:numId w:val="17"/>
         </w:numPr>
-      </w:pPr>
-      <w:r>
-        <w:rPr>
-          <w:rFonts w:ascii="Roboto Mono" w:eastAsia="Roboto Mono" w:hAnsi="Roboto Mono" w:cs="Roboto Mono"/>
-          <w:b/>
-        </w:rPr>
-        <w:lastRenderedPageBreak/>
+        <w:spacing w:after="0" w:line="276" w:lineRule="auto"/>
+      </w:pPr>
+      <w:r>
+        <w:rPr>
+          <w:rFonts w:ascii="Roboto Mono" w:eastAsia="Roboto Mono" w:hAnsi="Roboto Mono" w:cs="Roboto Mono"/>
+          <w:b/>
+        </w:rPr>
         <w:t>Lina</w:t>
       </w:r>
       <w:r>
@@ -2326,6 +2663,7 @@
           <w:ilvl w:val="0"/>
           <w:numId w:val="17"/>
         </w:numPr>
+        <w:spacing w:after="0" w:line="276" w:lineRule="auto"/>
       </w:pPr>
       <w:r>
         <w:rPr>
@@ -2353,6 +2691,7 @@
           <w:ilvl w:val="0"/>
           <w:numId w:val="17"/>
         </w:numPr>
+        <w:spacing w:after="0" w:line="276" w:lineRule="auto"/>
       </w:pPr>
       <w:r>
         <w:rPr>
@@ -2380,7 +2719,7 @@
           <w:ilvl w:val="0"/>
           <w:numId w:val="17"/>
         </w:numPr>
-        <w:spacing w:after="240"/>
+        <w:spacing w:after="240" w:line="276" w:lineRule="auto"/>
         <w:rPr>
           <w:rFonts w:ascii="Roboto Mono" w:eastAsia="Roboto Mono" w:hAnsi="Roboto Mono" w:cs="Roboto Mono"/>
         </w:rPr>
@@ -2400,7 +2739,7 @@
     </w:p>
     <w:p>
       <w:r>
-        <w:pict w14:anchorId="5F9A4BA4">
+        <w:pict w14:anchorId="23B28491">
           <v:rect id="_x0000_i1036" style="width:0;height:1.5pt" o:hralign="center" o:hrstd="t" o:hr="t" fillcolor="#a0a0a0" stroked="f"/>
         </w:pict>
       </w:r>
@@ -2436,51 +2775,77 @@
       </w:pPr>
       <w:r>
         <w:rPr>
-          <w:b/>
-          <w:shd w:val="clear" w:color="auto" w:fill="B7B7B7"/>
-        </w:rPr>
-        <w:t># Source</w:t>
-      </w:r>
-      <w:r>
-        <w:rPr>
-          <w:shd w:val="clear" w:color="auto" w:fill="B7B7B7"/>
-        </w:rPr>
-        <w:t xml:space="preserve">: </w:t>
-      </w:r>
-      <w:r>
-        <w:rPr>
-          <w:b/>
-          <w:shd w:val="clear" w:color="auto" w:fill="B7B7B7"/>
-        </w:rPr>
-        <w:t xml:space="preserve">Chatgpt </w:t>
-      </w:r>
-      <w:r>
-        <w:rPr>
-          <w:b/>
-          <w:sz w:val="14"/>
-          <w:szCs w:val="14"/>
-          <w:shd w:val="clear" w:color="auto" w:fill="B7B7B7"/>
-        </w:rPr>
-        <w:t>(GPT</w:t>
-      </w:r>
-      <w:r>
-        <w:rPr>
-          <w:rFonts w:ascii="Cambria Math" w:hAnsi="Cambria Math" w:cs="Cambria Math"/>
-          <w:b/>
-          <w:sz w:val="14"/>
-          <w:szCs w:val="14"/>
-          <w:shd w:val="clear" w:color="auto" w:fill="B7B7B7"/>
+          <w:rFonts w:ascii="Arial" w:eastAsia="Arial" w:hAnsi="Arial" w:cs="Arial"/>
+          <w:b/>
+          <w:color w:val="000000"/>
+          <w:sz w:val="18"/>
+          <w:highlight w:val="lightGray"/>
+        </w:rPr>
+        <w:t># Source: AI Source: Provided by: [Data Path</w:t>
+      </w:r>
+      <w:r>
+        <w:rPr>
+          <w:rFonts w:ascii="Arial" w:eastAsia="Arial" w:hAnsi="Arial" w:cs="Arial"/>
+          <w:color w:val="000000"/>
+          <w:sz w:val="18"/>
+          <w:highlight w:val="lightGray"/>
+        </w:rPr>
+        <w:t xml:space="preserve">: Persons Table -&gt; ID Column: 1, Name_En Column: Motasem Essam] -&gt; </w:t>
+      </w:r>
+      <w:r>
+        <w:rPr>
+          <w:rFonts w:ascii="Arial" w:eastAsia="Arial" w:hAnsi="Arial" w:cs="Arial"/>
+          <w:b/>
+          <w:color w:val="000000"/>
+          <w:sz w:val="18"/>
+          <w:highlight w:val="lightGray"/>
+        </w:rPr>
+        <w:t>From:</w:t>
+      </w:r>
+      <w:r>
+        <w:rPr>
+          <w:rFonts w:ascii="Arial" w:eastAsia="Arial" w:hAnsi="Arial" w:cs="Arial"/>
+          <w:color w:val="000000"/>
+          <w:sz w:val="18"/>
+          <w:highlight w:val="lightGray"/>
+        </w:rPr>
+        <w:t xml:space="preserve"> [Chatgpt (GPT</w:t>
+      </w:r>
+      <w:r>
+        <w:rPr>
+          <w:rFonts w:ascii="Arial" w:eastAsia="Arial" w:hAnsi="Arial" w:cs="Cambria Math"/>
+          <w:color w:val="000000"/>
+          <w:sz w:val="18"/>
+          <w:highlight w:val="lightGray"/>
         </w:rPr>
         <w:t>‑</w:t>
       </w:r>
       <w:r>
         <w:rPr>
-          <w:b/>
-          <w:sz w:val="14"/>
-          <w:szCs w:val="14"/>
-          <w:shd w:val="clear" w:color="auto" w:fill="B7B7B7"/>
-        </w:rPr>
-        <w:t>5 Mini) at [8/14/2025]</w:t>
+          <w:rFonts w:ascii="Arial" w:eastAsia="Arial" w:hAnsi="Arial" w:cs="Arial"/>
+          <w:color w:val="000000"/>
+          <w:sz w:val="18"/>
+          <w:highlight w:val="lightGray"/>
+        </w:rPr>
+        <w:t xml:space="preserve">5 Mini)] </w:t>
+      </w:r>
+      <w:r>
+        <w:rPr>
+          <w:rFonts w:ascii="Arial" w:eastAsia="Arial" w:hAnsi="Arial" w:cs="Arial"/>
+          <w:b/>
+          <w:color w:val="000000"/>
+          <w:sz w:val="18"/>
+          <w:highlight w:val="lightGray"/>
+        </w:rPr>
+        <w:t>on</w:t>
+      </w:r>
+      <w:r>
+        <w:rPr>
+          <w:rFonts w:ascii="Arial" w:eastAsia="Arial" w:hAnsi="Arial"/>
+          <w:sz w:val="18"/>
+          <w:highlight w:val="lightGray"/>
+        </w:rPr>
+        <w:t xml:space="preserve"> [8/14/2025]</w:t>
       </w:r>
     </w:p>
     <w:p>
@@ -2489,7 +2854,7 @@
           <w:ilvl w:val="0"/>
           <w:numId w:val="8"/>
         </w:numPr>
-        <w:spacing w:before="240"/>
+        <w:spacing w:before="240" w:after="0" w:line="276" w:lineRule="auto"/>
       </w:pPr>
       <w:r>
         <w:rPr>
@@ -2517,6 +2882,7 @@
           <w:ilvl w:val="1"/>
           <w:numId w:val="8"/>
         </w:numPr>
+        <w:spacing w:after="0" w:line="276" w:lineRule="auto"/>
         <w:rPr>
           <w:rFonts w:ascii="Roboto Mono" w:eastAsia="Roboto Mono" w:hAnsi="Roboto Mono" w:cs="Roboto Mono"/>
         </w:rPr>
@@ -2540,6 +2906,7 @@
           <w:ilvl w:val="1"/>
           <w:numId w:val="8"/>
         </w:numPr>
+        <w:spacing w:after="0" w:line="276" w:lineRule="auto"/>
         <w:rPr>
           <w:rFonts w:ascii="Roboto Mono" w:eastAsia="Roboto Mono" w:hAnsi="Roboto Mono" w:cs="Roboto Mono"/>
         </w:rPr>
@@ -2563,6 +2930,7 @@
           <w:ilvl w:val="1"/>
           <w:numId w:val="8"/>
         </w:numPr>
+        <w:spacing w:after="0" w:line="276" w:lineRule="auto"/>
         <w:rPr>
           <w:rFonts w:ascii="Roboto Mono" w:eastAsia="Roboto Mono" w:hAnsi="Roboto Mono" w:cs="Roboto Mono"/>
         </w:rPr>
@@ -2586,7 +2954,7 @@
           <w:ilvl w:val="0"/>
           <w:numId w:val="8"/>
         </w:numPr>
-        <w:spacing w:after="240"/>
+        <w:spacing w:after="240" w:line="276" w:lineRule="auto"/>
       </w:pPr>
       <w:r>
         <w:rPr>
@@ -2607,7 +2975,7 @@
     </w:p>
     <w:p>
       <w:r>
-        <w:pict w14:anchorId="3D54AA9F">
+        <w:pict w14:anchorId="12947197">
           <v:rect id="_x0000_i1037" style="width:0;height:1.5pt" o:hralign="center" o:hrstd="t" o:hr="t" fillcolor="#a0a0a0" stroked="f"/>
         </w:pict>
       </w:r>
@@ -2643,51 +3011,77 @@
       </w:pPr>
       <w:r>
         <w:rPr>
-          <w:b/>
-          <w:shd w:val="clear" w:color="auto" w:fill="B7B7B7"/>
-        </w:rPr>
-        <w:t># Source</w:t>
-      </w:r>
-      <w:r>
-        <w:rPr>
-          <w:shd w:val="clear" w:color="auto" w:fill="B7B7B7"/>
-        </w:rPr>
-        <w:t xml:space="preserve">: </w:t>
-      </w:r>
-      <w:r>
-        <w:rPr>
-          <w:b/>
-          <w:shd w:val="clear" w:color="auto" w:fill="B7B7B7"/>
-        </w:rPr>
-        <w:t xml:space="preserve">Chatgpt </w:t>
-      </w:r>
-      <w:r>
-        <w:rPr>
-          <w:b/>
-          <w:sz w:val="14"/>
-          <w:szCs w:val="14"/>
-          <w:shd w:val="clear" w:color="auto" w:fill="B7B7B7"/>
-        </w:rPr>
-        <w:t>(GPT</w:t>
-      </w:r>
-      <w:r>
-        <w:rPr>
-          <w:rFonts w:ascii="Cambria Math" w:hAnsi="Cambria Math" w:cs="Cambria Math"/>
-          <w:b/>
-          <w:sz w:val="14"/>
-          <w:szCs w:val="14"/>
-          <w:shd w:val="clear" w:color="auto" w:fill="B7B7B7"/>
+          <w:rFonts w:ascii="Arial" w:eastAsia="Arial" w:hAnsi="Arial" w:cs="Arial"/>
+          <w:b/>
+          <w:color w:val="000000"/>
+          <w:sz w:val="18"/>
+          <w:highlight w:val="lightGray"/>
+        </w:rPr>
+        <w:t># Source: AI Source: Provided by: [Data Path</w:t>
+      </w:r>
+      <w:r>
+        <w:rPr>
+          <w:rFonts w:ascii="Arial" w:eastAsia="Arial" w:hAnsi="Arial" w:cs="Arial"/>
+          <w:color w:val="000000"/>
+          <w:sz w:val="18"/>
+          <w:highlight w:val="lightGray"/>
+        </w:rPr>
+        <w:t xml:space="preserve">: Persons Table -&gt; ID Column: 1, Name_En Column: Motasem Essam] -&gt; </w:t>
+      </w:r>
+      <w:r>
+        <w:rPr>
+          <w:rFonts w:ascii="Arial" w:eastAsia="Arial" w:hAnsi="Arial" w:cs="Arial"/>
+          <w:b/>
+          <w:color w:val="000000"/>
+          <w:sz w:val="18"/>
+          <w:highlight w:val="lightGray"/>
+        </w:rPr>
+        <w:t>From:</w:t>
+      </w:r>
+      <w:r>
+        <w:rPr>
+          <w:rFonts w:ascii="Arial" w:eastAsia="Arial" w:hAnsi="Arial" w:cs="Arial"/>
+          <w:color w:val="000000"/>
+          <w:sz w:val="18"/>
+          <w:highlight w:val="lightGray"/>
+        </w:rPr>
+        <w:t xml:space="preserve"> [Chatgpt (GPT</w:t>
+      </w:r>
+      <w:r>
+        <w:rPr>
+          <w:rFonts w:ascii="Arial" w:eastAsia="Arial" w:hAnsi="Arial" w:cs="Cambria Math"/>
+          <w:color w:val="000000"/>
+          <w:sz w:val="18"/>
+          <w:highlight w:val="lightGray"/>
         </w:rPr>
         <w:t>‑</w:t>
       </w:r>
       <w:r>
         <w:rPr>
-          <w:b/>
-          <w:sz w:val="14"/>
-          <w:szCs w:val="14"/>
-          <w:shd w:val="clear" w:color="auto" w:fill="B7B7B7"/>
-        </w:rPr>
-        <w:t>5 Mini) at [8/14/2025]</w:t>
+          <w:rFonts w:ascii="Arial" w:eastAsia="Arial" w:hAnsi="Arial" w:cs="Arial"/>
+          <w:color w:val="000000"/>
+          <w:sz w:val="18"/>
+          <w:highlight w:val="lightGray"/>
+        </w:rPr>
+        <w:t xml:space="preserve">5 Mini)] </w:t>
+      </w:r>
+      <w:r>
+        <w:rPr>
+          <w:rFonts w:ascii="Arial" w:eastAsia="Arial" w:hAnsi="Arial" w:cs="Arial"/>
+          <w:b/>
+          <w:color w:val="000000"/>
+          <w:sz w:val="18"/>
+          <w:highlight w:val="lightGray"/>
+        </w:rPr>
+        <w:t>on</w:t>
+      </w:r>
+      <w:r>
+        <w:rPr>
+          <w:rFonts w:ascii="Arial" w:eastAsia="Arial" w:hAnsi="Arial"/>
+          <w:sz w:val="18"/>
+          <w:highlight w:val="lightGray"/>
+        </w:rPr>
+        <w:t xml:space="preserve"> [8/14/2025]</w:t>
       </w:r>
     </w:p>
     <w:p>
@@ -2696,7 +3090,7 @@
           <w:ilvl w:val="0"/>
           <w:numId w:val="1"/>
         </w:numPr>
-        <w:spacing w:before="240"/>
+        <w:spacing w:before="240" w:after="0" w:line="276" w:lineRule="auto"/>
       </w:pPr>
       <w:r>
         <w:rPr>
@@ -2724,6 +3118,7 @@
           <w:ilvl w:val="1"/>
           <w:numId w:val="1"/>
         </w:numPr>
+        <w:spacing w:after="0" w:line="276" w:lineRule="auto"/>
       </w:pPr>
       <w:r>
         <w:rPr>
@@ -2757,12 +3152,12 @@
           <w:ilvl w:val="1"/>
           <w:numId w:val="1"/>
         </w:numPr>
-      </w:pPr>
-      <w:r>
-        <w:rPr>
-          <w:rFonts w:ascii="Roboto Mono" w:eastAsia="Roboto Mono" w:hAnsi="Roboto Mono" w:cs="Roboto Mono"/>
-        </w:rPr>
-        <w:lastRenderedPageBreak/>
+        <w:spacing w:after="0" w:line="276" w:lineRule="auto"/>
+      </w:pPr>
+      <w:r>
+        <w:rPr>
+          <w:rFonts w:ascii="Roboto Mono" w:eastAsia="Roboto Mono" w:hAnsi="Roboto Mono" w:cs="Roboto Mono"/>
+        </w:rPr>
         <w:t xml:space="preserve">Documents </w:t>
       </w:r>
       <w:r>
@@ -2804,7 +3199,7 @@
           <w:ilvl w:val="1"/>
           <w:numId w:val="1"/>
         </w:numPr>
-        <w:spacing w:after="240"/>
+        <w:spacing w:after="240" w:line="276" w:lineRule="auto"/>
       </w:pPr>
       <w:r>
         <w:rPr>
@@ -2844,7 +3239,7 @@
     </w:p>
     <w:p>
       <w:r>
-        <w:pict w14:anchorId="742259A5">
+        <w:pict w14:anchorId="63D66932">
           <v:rect id="_x0000_i1038" style="width:0;height:1.5pt" o:hralign="center" o:hrstd="t" o:hr="t" fillcolor="#a0a0a0" stroked="f"/>
         </w:pict>
       </w:r>
@@ -2880,51 +3275,77 @@
       </w:pPr>
       <w:r>
         <w:rPr>
-          <w:b/>
-          <w:shd w:val="clear" w:color="auto" w:fill="B7B7B7"/>
-        </w:rPr>
-        <w:t># Source</w:t>
-      </w:r>
-      <w:r>
-        <w:rPr>
-          <w:shd w:val="clear" w:color="auto" w:fill="B7B7B7"/>
-        </w:rPr>
-        <w:t xml:space="preserve">: </w:t>
-      </w:r>
-      <w:r>
-        <w:rPr>
-          <w:b/>
-          <w:shd w:val="clear" w:color="auto" w:fill="B7B7B7"/>
-        </w:rPr>
-        <w:t xml:space="preserve">Chatgpt </w:t>
-      </w:r>
-      <w:r>
-        <w:rPr>
-          <w:b/>
-          <w:sz w:val="14"/>
-          <w:szCs w:val="14"/>
-          <w:shd w:val="clear" w:color="auto" w:fill="B7B7B7"/>
-        </w:rPr>
-        <w:t>(GPT</w:t>
-      </w:r>
-      <w:r>
-        <w:rPr>
-          <w:rFonts w:ascii="Cambria Math" w:hAnsi="Cambria Math" w:cs="Cambria Math"/>
-          <w:b/>
-          <w:sz w:val="14"/>
-          <w:szCs w:val="14"/>
-          <w:shd w:val="clear" w:color="auto" w:fill="B7B7B7"/>
+          <w:rFonts w:ascii="Arial" w:eastAsia="Arial" w:hAnsi="Arial" w:cs="Arial"/>
+          <w:b/>
+          <w:color w:val="000000"/>
+          <w:sz w:val="18"/>
+          <w:highlight w:val="lightGray"/>
+        </w:rPr>
+        <w:t># Source: AI Source: Provided by: [Data Path</w:t>
+      </w:r>
+      <w:r>
+        <w:rPr>
+          <w:rFonts w:ascii="Arial" w:eastAsia="Arial" w:hAnsi="Arial" w:cs="Arial"/>
+          <w:color w:val="000000"/>
+          <w:sz w:val="18"/>
+          <w:highlight w:val="lightGray"/>
+        </w:rPr>
+        <w:t xml:space="preserve">: Persons Table -&gt; ID Column: 1, Name_En Column: Motasem Essam] -&gt; </w:t>
+      </w:r>
+      <w:r>
+        <w:rPr>
+          <w:rFonts w:ascii="Arial" w:eastAsia="Arial" w:hAnsi="Arial" w:cs="Arial"/>
+          <w:b/>
+          <w:color w:val="000000"/>
+          <w:sz w:val="18"/>
+          <w:highlight w:val="lightGray"/>
+        </w:rPr>
+        <w:t>From:</w:t>
+      </w:r>
+      <w:r>
+        <w:rPr>
+          <w:rFonts w:ascii="Arial" w:eastAsia="Arial" w:hAnsi="Arial" w:cs="Arial"/>
+          <w:color w:val="000000"/>
+          <w:sz w:val="18"/>
+          <w:highlight w:val="lightGray"/>
+        </w:rPr>
+        <w:t xml:space="preserve"> [Chatgpt (GPT</w:t>
+      </w:r>
+      <w:r>
+        <w:rPr>
+          <w:rFonts w:ascii="Arial" w:eastAsia="Arial" w:hAnsi="Arial" w:cs="Cambria Math"/>
+          <w:color w:val="000000"/>
+          <w:sz w:val="18"/>
+          <w:highlight w:val="lightGray"/>
         </w:rPr>
         <w:t>‑</w:t>
       </w:r>
       <w:r>
         <w:rPr>
-          <w:b/>
-          <w:sz w:val="14"/>
-          <w:szCs w:val="14"/>
-          <w:shd w:val="clear" w:color="auto" w:fill="B7B7B7"/>
-        </w:rPr>
-        <w:t>5 Mini) at [8/14/2025]</w:t>
+          <w:rFonts w:ascii="Arial" w:eastAsia="Arial" w:hAnsi="Arial" w:cs="Arial"/>
+          <w:color w:val="000000"/>
+          <w:sz w:val="18"/>
+          <w:highlight w:val="lightGray"/>
+        </w:rPr>
+        <w:t xml:space="preserve">5 Mini)] </w:t>
+      </w:r>
+      <w:r>
+        <w:rPr>
+          <w:rFonts w:ascii="Arial" w:eastAsia="Arial" w:hAnsi="Arial" w:cs="Arial"/>
+          <w:b/>
+          <w:color w:val="000000"/>
+          <w:sz w:val="18"/>
+          <w:highlight w:val="lightGray"/>
+        </w:rPr>
+        <w:t>on</w:t>
+      </w:r>
+      <w:r>
+        <w:rPr>
+          <w:rFonts w:ascii="Arial" w:eastAsia="Arial" w:hAnsi="Arial"/>
+          <w:sz w:val="18"/>
+          <w:highlight w:val="lightGray"/>
+        </w:rPr>
+        <w:t xml:space="preserve"> [8/14/2025]</w:t>
       </w:r>
     </w:p>
     <w:p>
@@ -2933,7 +3354,7 @@
           <w:ilvl w:val="0"/>
           <w:numId w:val="11"/>
         </w:numPr>
-        <w:spacing w:before="240"/>
+        <w:spacing w:before="240" w:after="0" w:line="276" w:lineRule="auto"/>
       </w:pPr>
       <w:r>
         <w:rPr>
@@ -2961,6 +3382,7 @@
           <w:ilvl w:val="0"/>
           <w:numId w:val="11"/>
         </w:numPr>
+        <w:spacing w:after="0" w:line="276" w:lineRule="auto"/>
       </w:pPr>
       <w:r>
         <w:rPr>
@@ -2988,7 +3410,7 @@
           <w:ilvl w:val="0"/>
           <w:numId w:val="11"/>
         </w:numPr>
-        <w:spacing w:after="240"/>
+        <w:spacing w:after="240" w:line="276" w:lineRule="auto"/>
       </w:pPr>
       <w:r>
         <w:rPr>
@@ -3012,7 +3434,7 @@
     </w:p>
     <w:p>
       <w:r>
-        <w:pict w14:anchorId="64D5FE82">
+        <w:pict w14:anchorId="338E9DF9">
           <v:rect id="_x0000_i1039" style="width:0;height:1.5pt" o:hralign="center" o:hrstd="t" o:hr="t" fillcolor="#a0a0a0" stroked="f"/>
         </w:pict>
       </w:r>
@@ -3059,7 +3481,7 @@
     </w:p>
     <w:p>
       <w:r>
-        <w:pict w14:anchorId="0091ACE7">
+        <w:pict w14:anchorId="014F2823">
           <v:rect id="_x0000_i1040" style="width:0;height:1.5pt" o:hralign="center" o:hrstd="t" o:hr="t" fillcolor="#a0a0a0" stroked="f"/>
         </w:pict>
       </w:r>
@@ -3085,51 +3507,77 @@
       </w:pPr>
       <w:r>
         <w:rPr>
-          <w:b/>
-          <w:shd w:val="clear" w:color="auto" w:fill="B7B7B7"/>
-        </w:rPr>
-        <w:t># Source</w:t>
-      </w:r>
-      <w:r>
-        <w:rPr>
-          <w:shd w:val="clear" w:color="auto" w:fill="B7B7B7"/>
-        </w:rPr>
-        <w:t xml:space="preserve">: </w:t>
-      </w:r>
-      <w:r>
-        <w:rPr>
-          <w:b/>
-          <w:shd w:val="clear" w:color="auto" w:fill="B7B7B7"/>
-        </w:rPr>
-        <w:t xml:space="preserve">Chatgpt </w:t>
-      </w:r>
-      <w:r>
-        <w:rPr>
-          <w:b/>
-          <w:sz w:val="14"/>
-          <w:szCs w:val="14"/>
-          <w:shd w:val="clear" w:color="auto" w:fill="B7B7B7"/>
-        </w:rPr>
-        <w:t>(GPT</w:t>
-      </w:r>
-      <w:r>
-        <w:rPr>
-          <w:rFonts w:ascii="Cambria Math" w:hAnsi="Cambria Math" w:cs="Cambria Math"/>
-          <w:b/>
-          <w:sz w:val="14"/>
-          <w:szCs w:val="14"/>
-          <w:shd w:val="clear" w:color="auto" w:fill="B7B7B7"/>
+          <w:rFonts w:ascii="Arial" w:eastAsia="Arial" w:hAnsi="Arial" w:cs="Arial"/>
+          <w:b/>
+          <w:color w:val="000000"/>
+          <w:sz w:val="18"/>
+          <w:highlight w:val="lightGray"/>
+        </w:rPr>
+        <w:t># Source: AI Source: Provided by: [Data Path</w:t>
+      </w:r>
+      <w:r>
+        <w:rPr>
+          <w:rFonts w:ascii="Arial" w:eastAsia="Arial" w:hAnsi="Arial" w:cs="Arial"/>
+          <w:color w:val="000000"/>
+          <w:sz w:val="18"/>
+          <w:highlight w:val="lightGray"/>
+        </w:rPr>
+        <w:t xml:space="preserve">: Persons Table -&gt; ID Column: 1, Name_En Column: Motasem Essam] -&gt; </w:t>
+      </w:r>
+      <w:r>
+        <w:rPr>
+          <w:rFonts w:ascii="Arial" w:eastAsia="Arial" w:hAnsi="Arial" w:cs="Arial"/>
+          <w:b/>
+          <w:color w:val="000000"/>
+          <w:sz w:val="18"/>
+          <w:highlight w:val="lightGray"/>
+        </w:rPr>
+        <w:t>From:</w:t>
+      </w:r>
+      <w:r>
+        <w:rPr>
+          <w:rFonts w:ascii="Arial" w:eastAsia="Arial" w:hAnsi="Arial" w:cs="Arial"/>
+          <w:color w:val="000000"/>
+          <w:sz w:val="18"/>
+          <w:highlight w:val="lightGray"/>
+        </w:rPr>
+        <w:t xml:space="preserve"> [Chatgpt (GPT</w:t>
+      </w:r>
+      <w:r>
+        <w:rPr>
+          <w:rFonts w:ascii="Arial" w:eastAsia="Arial" w:hAnsi="Arial" w:cs="Cambria Math"/>
+          <w:color w:val="000000"/>
+          <w:sz w:val="18"/>
+          <w:highlight w:val="lightGray"/>
         </w:rPr>
         <w:t>‑</w:t>
       </w:r>
       <w:r>
         <w:rPr>
-          <w:b/>
-          <w:sz w:val="14"/>
-          <w:szCs w:val="14"/>
-          <w:shd w:val="clear" w:color="auto" w:fill="B7B7B7"/>
-        </w:rPr>
-        <w:t>5 Mini) at [8/14/2025]</w:t>
+          <w:rFonts w:ascii="Arial" w:eastAsia="Arial" w:hAnsi="Arial" w:cs="Arial"/>
+          <w:color w:val="000000"/>
+          <w:sz w:val="18"/>
+          <w:highlight w:val="lightGray"/>
+        </w:rPr>
+        <w:t xml:space="preserve">5 Mini)] </w:t>
+      </w:r>
+      <w:r>
+        <w:rPr>
+          <w:rFonts w:ascii="Arial" w:eastAsia="Arial" w:hAnsi="Arial" w:cs="Arial"/>
+          <w:b/>
+          <w:color w:val="000000"/>
+          <w:sz w:val="18"/>
+          <w:highlight w:val="lightGray"/>
+        </w:rPr>
+        <w:t>on</w:t>
+      </w:r>
+      <w:r>
+        <w:rPr>
+          <w:rFonts w:ascii="Arial" w:eastAsia="Arial" w:hAnsi="Arial"/>
+          <w:sz w:val="18"/>
+          <w:highlight w:val="lightGray"/>
+        </w:rPr>
+        <w:t xml:space="preserve"> [8/14/2025]</w:t>
       </w:r>
     </w:p>
     <w:p>
@@ -3161,7 +3609,7 @@
     </w:p>
     <w:p>
       <w:r>
-        <w:pict w14:anchorId="6FA2CE11">
+        <w:pict w14:anchorId="54C36F8D">
           <v:rect id="_x0000_i1041" style="width:0;height:1.5pt" o:hralign="center" o:hrstd="t" o:hr="t" fillcolor="#a0a0a0" stroked="f"/>
         </w:pict>
       </w:r>
@@ -3197,51 +3645,77 @@
       </w:pPr>
       <w:r>
         <w:rPr>
-          <w:b/>
-          <w:shd w:val="clear" w:color="auto" w:fill="B7B7B7"/>
-        </w:rPr>
-        <w:t># Source</w:t>
-      </w:r>
-      <w:r>
-        <w:rPr>
-          <w:shd w:val="clear" w:color="auto" w:fill="B7B7B7"/>
-        </w:rPr>
-        <w:t xml:space="preserve">: </w:t>
-      </w:r>
-      <w:r>
-        <w:rPr>
-          <w:b/>
-          <w:shd w:val="clear" w:color="auto" w:fill="B7B7B7"/>
-        </w:rPr>
-        <w:t xml:space="preserve">Chatgpt </w:t>
-      </w:r>
-      <w:r>
-        <w:rPr>
-          <w:b/>
-          <w:sz w:val="14"/>
-          <w:szCs w:val="14"/>
-          <w:shd w:val="clear" w:color="auto" w:fill="B7B7B7"/>
-        </w:rPr>
-        <w:t>(GPT</w:t>
-      </w:r>
-      <w:r>
-        <w:rPr>
-          <w:rFonts w:ascii="Cambria Math" w:hAnsi="Cambria Math" w:cs="Cambria Math"/>
-          <w:b/>
-          <w:sz w:val="14"/>
-          <w:szCs w:val="14"/>
-          <w:shd w:val="clear" w:color="auto" w:fill="B7B7B7"/>
+          <w:rFonts w:ascii="Arial" w:eastAsia="Arial" w:hAnsi="Arial" w:cs="Arial"/>
+          <w:b/>
+          <w:color w:val="000000"/>
+          <w:sz w:val="18"/>
+          <w:highlight w:val="lightGray"/>
+        </w:rPr>
+        <w:t># Source: AI Source: Provided by: [Data Path</w:t>
+      </w:r>
+      <w:r>
+        <w:rPr>
+          <w:rFonts w:ascii="Arial" w:eastAsia="Arial" w:hAnsi="Arial" w:cs="Arial"/>
+          <w:color w:val="000000"/>
+          <w:sz w:val="18"/>
+          <w:highlight w:val="lightGray"/>
+        </w:rPr>
+        <w:t xml:space="preserve">: Persons Table -&gt; ID Column: 1, Name_En Column: Motasem Essam] -&gt; </w:t>
+      </w:r>
+      <w:r>
+        <w:rPr>
+          <w:rFonts w:ascii="Arial" w:eastAsia="Arial" w:hAnsi="Arial" w:cs="Arial"/>
+          <w:b/>
+          <w:color w:val="000000"/>
+          <w:sz w:val="18"/>
+          <w:highlight w:val="lightGray"/>
+        </w:rPr>
+        <w:t>From:</w:t>
+      </w:r>
+      <w:r>
+        <w:rPr>
+          <w:rFonts w:ascii="Arial" w:eastAsia="Arial" w:hAnsi="Arial" w:cs="Arial"/>
+          <w:color w:val="000000"/>
+          <w:sz w:val="18"/>
+          <w:highlight w:val="lightGray"/>
+        </w:rPr>
+        <w:t xml:space="preserve"> [Chatgpt (GPT</w:t>
+      </w:r>
+      <w:r>
+        <w:rPr>
+          <w:rFonts w:ascii="Arial" w:eastAsia="Arial" w:hAnsi="Arial" w:cs="Cambria Math"/>
+          <w:color w:val="000000"/>
+          <w:sz w:val="18"/>
+          <w:highlight w:val="lightGray"/>
         </w:rPr>
         <w:t>‑</w:t>
       </w:r>
       <w:r>
         <w:rPr>
-          <w:b/>
-          <w:sz w:val="14"/>
-          <w:szCs w:val="14"/>
-          <w:shd w:val="clear" w:color="auto" w:fill="B7B7B7"/>
-        </w:rPr>
-        <w:t>5 Mini) at [8/14/2025]</w:t>
+          <w:rFonts w:ascii="Arial" w:eastAsia="Arial" w:hAnsi="Arial" w:cs="Arial"/>
+          <w:color w:val="000000"/>
+          <w:sz w:val="18"/>
+          <w:highlight w:val="lightGray"/>
+        </w:rPr>
+        <w:t xml:space="preserve">5 Mini)] </w:t>
+      </w:r>
+      <w:r>
+        <w:rPr>
+          <w:rFonts w:ascii="Arial" w:eastAsia="Arial" w:hAnsi="Arial" w:cs="Arial"/>
+          <w:b/>
+          <w:color w:val="000000"/>
+          <w:sz w:val="18"/>
+          <w:highlight w:val="lightGray"/>
+        </w:rPr>
+        <w:t>on</w:t>
+      </w:r>
+      <w:r>
+        <w:rPr>
+          <w:rFonts w:ascii="Arial" w:eastAsia="Arial" w:hAnsi="Arial"/>
+          <w:sz w:val="18"/>
+          <w:highlight w:val="lightGray"/>
+        </w:rPr>
+        <w:t xml:space="preserve"> [8/14/2025]</w:t>
       </w:r>
     </w:p>
     <w:p>
@@ -3250,13 +3724,12 @@
           <w:ilvl w:val="0"/>
           <w:numId w:val="4"/>
         </w:numPr>
-        <w:spacing w:before="240"/>
-      </w:pPr>
-      <w:r>
-        <w:rPr>
-          <w:rFonts w:ascii="Roboto Mono" w:eastAsia="Roboto Mono" w:hAnsi="Roboto Mono" w:cs="Roboto Mono"/>
-        </w:rPr>
-        <w:lastRenderedPageBreak/>
+        <w:spacing w:before="240" w:after="0" w:line="276" w:lineRule="auto"/>
+      </w:pPr>
+      <w:r>
+        <w:rPr>
+          <w:rFonts w:ascii="Roboto Mono" w:eastAsia="Roboto Mono" w:hAnsi="Roboto Mono" w:cs="Roboto Mono"/>
+        </w:rPr>
         <w:t xml:space="preserve">The </w:t>
       </w:r>
       <w:r>
@@ -3285,6 +3758,7 @@
           <w:ilvl w:val="1"/>
           <w:numId w:val="4"/>
         </w:numPr>
+        <w:spacing w:after="0" w:line="276" w:lineRule="auto"/>
       </w:pPr>
       <w:r>
         <w:rPr>
@@ -3318,6 +3792,7 @@
           <w:ilvl w:val="1"/>
           <w:numId w:val="4"/>
         </w:numPr>
+        <w:spacing w:after="0" w:line="276" w:lineRule="auto"/>
       </w:pPr>
       <w:r>
         <w:rPr>
@@ -3351,7 +3826,7 @@
           <w:ilvl w:val="1"/>
           <w:numId w:val="4"/>
         </w:numPr>
-        <w:spacing w:after="240"/>
+        <w:spacing w:after="240" w:line="276" w:lineRule="auto"/>
       </w:pPr>
       <w:r>
         <w:rPr>
@@ -3365,7 +3840,7 @@
     </w:p>
     <w:p>
       <w:r>
-        <w:pict w14:anchorId="53C84C33">
+        <w:pict w14:anchorId="689B4DD6">
           <v:rect id="_x0000_i1042" style="width:0;height:1.5pt" o:hralign="center" o:hrstd="t" o:hr="t" fillcolor="#a0a0a0" stroked="f"/>
         </w:pict>
       </w:r>
@@ -3401,51 +3876,77 @@
       </w:pPr>
       <w:r>
         <w:rPr>
-          <w:b/>
-          <w:shd w:val="clear" w:color="auto" w:fill="B7B7B7"/>
-        </w:rPr>
-        <w:t># Source</w:t>
-      </w:r>
-      <w:r>
-        <w:rPr>
-          <w:shd w:val="clear" w:color="auto" w:fill="B7B7B7"/>
-        </w:rPr>
-        <w:t xml:space="preserve">: </w:t>
-      </w:r>
-      <w:r>
-        <w:rPr>
-          <w:b/>
-          <w:shd w:val="clear" w:color="auto" w:fill="B7B7B7"/>
-        </w:rPr>
-        <w:t xml:space="preserve">Chatgpt </w:t>
-      </w:r>
-      <w:r>
-        <w:rPr>
-          <w:b/>
-          <w:sz w:val="14"/>
-          <w:szCs w:val="14"/>
-          <w:shd w:val="clear" w:color="auto" w:fill="B7B7B7"/>
-        </w:rPr>
-        <w:t>(GPT</w:t>
-      </w:r>
-      <w:r>
-        <w:rPr>
-          <w:rFonts w:ascii="Cambria Math" w:hAnsi="Cambria Math" w:cs="Cambria Math"/>
-          <w:b/>
-          <w:sz w:val="14"/>
-          <w:szCs w:val="14"/>
-          <w:shd w:val="clear" w:color="auto" w:fill="B7B7B7"/>
+          <w:rFonts w:ascii="Arial" w:eastAsia="Arial" w:hAnsi="Arial" w:cs="Arial"/>
+          <w:b/>
+          <w:color w:val="000000"/>
+          <w:sz w:val="18"/>
+          <w:highlight w:val="lightGray"/>
+        </w:rPr>
+        <w:t># Source: AI Source: Provided by: [Data Path</w:t>
+      </w:r>
+      <w:r>
+        <w:rPr>
+          <w:rFonts w:ascii="Arial" w:eastAsia="Arial" w:hAnsi="Arial" w:cs="Arial"/>
+          <w:color w:val="000000"/>
+          <w:sz w:val="18"/>
+          <w:highlight w:val="lightGray"/>
+        </w:rPr>
+        <w:t xml:space="preserve">: Persons Table -&gt; ID Column: 1, Name_En Column: Motasem Essam] -&gt; </w:t>
+      </w:r>
+      <w:r>
+        <w:rPr>
+          <w:rFonts w:ascii="Arial" w:eastAsia="Arial" w:hAnsi="Arial" w:cs="Arial"/>
+          <w:b/>
+          <w:color w:val="000000"/>
+          <w:sz w:val="18"/>
+          <w:highlight w:val="lightGray"/>
+        </w:rPr>
+        <w:t>From:</w:t>
+      </w:r>
+      <w:r>
+        <w:rPr>
+          <w:rFonts w:ascii="Arial" w:eastAsia="Arial" w:hAnsi="Arial" w:cs="Arial"/>
+          <w:color w:val="000000"/>
+          <w:sz w:val="18"/>
+          <w:highlight w:val="lightGray"/>
+        </w:rPr>
+        <w:t xml:space="preserve"> [Chatgpt (GPT</w:t>
+      </w:r>
+      <w:r>
+        <w:rPr>
+          <w:rFonts w:ascii="Arial" w:eastAsia="Arial" w:hAnsi="Arial" w:cs="Cambria Math"/>
+          <w:color w:val="000000"/>
+          <w:sz w:val="18"/>
+          <w:highlight w:val="lightGray"/>
         </w:rPr>
         <w:t>‑</w:t>
       </w:r>
       <w:r>
         <w:rPr>
-          <w:b/>
-          <w:sz w:val="14"/>
-          <w:szCs w:val="14"/>
-          <w:shd w:val="clear" w:color="auto" w:fill="B7B7B7"/>
-        </w:rPr>
-        <w:t>5 Mini) at [8/14/2025]</w:t>
+          <w:rFonts w:ascii="Arial" w:eastAsia="Arial" w:hAnsi="Arial" w:cs="Arial"/>
+          <w:color w:val="000000"/>
+          <w:sz w:val="18"/>
+          <w:highlight w:val="lightGray"/>
+        </w:rPr>
+        <w:t xml:space="preserve">5 Mini)] </w:t>
+      </w:r>
+      <w:r>
+        <w:rPr>
+          <w:rFonts w:ascii="Arial" w:eastAsia="Arial" w:hAnsi="Arial" w:cs="Arial"/>
+          <w:b/>
+          <w:color w:val="000000"/>
+          <w:sz w:val="18"/>
+          <w:highlight w:val="lightGray"/>
+        </w:rPr>
+        <w:t>on</w:t>
+      </w:r>
+      <w:r>
+        <w:rPr>
+          <w:rFonts w:ascii="Arial" w:eastAsia="Arial" w:hAnsi="Arial"/>
+          <w:sz w:val="18"/>
+          <w:highlight w:val="lightGray"/>
+        </w:rPr>
+        <w:t xml:space="preserve"> [8/14/2025]</w:t>
       </w:r>
     </w:p>
     <w:p>
@@ -3454,7 +3955,7 @@
           <w:ilvl w:val="0"/>
           <w:numId w:val="7"/>
         </w:numPr>
-        <w:spacing w:before="240"/>
+        <w:spacing w:before="240" w:after="0" w:line="276" w:lineRule="auto"/>
       </w:pPr>
       <w:r>
         <w:rPr>
@@ -3482,6 +3983,7 @@
           <w:ilvl w:val="1"/>
           <w:numId w:val="7"/>
         </w:numPr>
+        <w:spacing w:after="0" w:line="276" w:lineRule="auto"/>
       </w:pPr>
       <w:r>
         <w:rPr>
@@ -3515,6 +4017,7 @@
           <w:ilvl w:val="1"/>
           <w:numId w:val="7"/>
         </w:numPr>
+        <w:spacing w:after="0" w:line="276" w:lineRule="auto"/>
       </w:pPr>
       <w:r>
         <w:rPr>
@@ -3548,7 +4051,7 @@
           <w:ilvl w:val="1"/>
           <w:numId w:val="7"/>
         </w:numPr>
-        <w:spacing w:after="240"/>
+        <w:spacing w:after="240" w:line="276" w:lineRule="auto"/>
       </w:pPr>
       <w:r>
         <w:rPr>
@@ -3591,7 +4094,7 @@
     </w:p>
     <w:p>
       <w:r>
-        <w:pict w14:anchorId="462026CE">
+        <w:pict w14:anchorId="2905F957">
           <v:rect id="_x0000_i1043" style="width:0;height:1.5pt" o:hralign="center" o:hrstd="t" o:hr="t" fillcolor="#a0a0a0" stroked="f"/>
         </w:pict>
       </w:r>
@@ -3627,51 +4130,77 @@
       </w:pPr>
       <w:r>
         <w:rPr>
-          <w:b/>
-          <w:shd w:val="clear" w:color="auto" w:fill="B7B7B7"/>
-        </w:rPr>
-        <w:t># Source</w:t>
-      </w:r>
-      <w:r>
-        <w:rPr>
-          <w:shd w:val="clear" w:color="auto" w:fill="B7B7B7"/>
-        </w:rPr>
-        <w:t xml:space="preserve">: </w:t>
-      </w:r>
-      <w:r>
-        <w:rPr>
-          <w:b/>
-          <w:shd w:val="clear" w:color="auto" w:fill="B7B7B7"/>
-        </w:rPr>
-        <w:t xml:space="preserve">Chatgpt </w:t>
-      </w:r>
-      <w:r>
-        <w:rPr>
-          <w:b/>
-          <w:sz w:val="14"/>
-          <w:szCs w:val="14"/>
-          <w:shd w:val="clear" w:color="auto" w:fill="B7B7B7"/>
-        </w:rPr>
-        <w:t>(GPT</w:t>
-      </w:r>
-      <w:r>
-        <w:rPr>
-          <w:rFonts w:ascii="Cambria Math" w:hAnsi="Cambria Math" w:cs="Cambria Math"/>
-          <w:b/>
-          <w:sz w:val="14"/>
-          <w:szCs w:val="14"/>
-          <w:shd w:val="clear" w:color="auto" w:fill="B7B7B7"/>
+          <w:rFonts w:ascii="Arial" w:eastAsia="Arial" w:hAnsi="Arial" w:cs="Arial"/>
+          <w:b/>
+          <w:color w:val="000000"/>
+          <w:sz w:val="18"/>
+          <w:highlight w:val="lightGray"/>
+        </w:rPr>
+        <w:t># Source: AI Source: Provided by: [Data Path</w:t>
+      </w:r>
+      <w:r>
+        <w:rPr>
+          <w:rFonts w:ascii="Arial" w:eastAsia="Arial" w:hAnsi="Arial" w:cs="Arial"/>
+          <w:color w:val="000000"/>
+          <w:sz w:val="18"/>
+          <w:highlight w:val="lightGray"/>
+        </w:rPr>
+        <w:t xml:space="preserve">: Persons Table -&gt; ID Column: 1, Name_En Column: Motasem Essam] -&gt; </w:t>
+      </w:r>
+      <w:r>
+        <w:rPr>
+          <w:rFonts w:ascii="Arial" w:eastAsia="Arial" w:hAnsi="Arial" w:cs="Arial"/>
+          <w:b/>
+          <w:color w:val="000000"/>
+          <w:sz w:val="18"/>
+          <w:highlight w:val="lightGray"/>
+        </w:rPr>
+        <w:t>From:</w:t>
+      </w:r>
+      <w:r>
+        <w:rPr>
+          <w:rFonts w:ascii="Arial" w:eastAsia="Arial" w:hAnsi="Arial" w:cs="Arial"/>
+          <w:color w:val="000000"/>
+          <w:sz w:val="18"/>
+          <w:highlight w:val="lightGray"/>
+        </w:rPr>
+        <w:t xml:space="preserve"> [Chatgpt (GPT</w:t>
+      </w:r>
+      <w:r>
+        <w:rPr>
+          <w:rFonts w:ascii="Arial" w:eastAsia="Arial" w:hAnsi="Arial" w:cs="Cambria Math"/>
+          <w:color w:val="000000"/>
+          <w:sz w:val="18"/>
+          <w:highlight w:val="lightGray"/>
         </w:rPr>
         <w:t>‑</w:t>
       </w:r>
       <w:r>
         <w:rPr>
-          <w:b/>
-          <w:sz w:val="14"/>
-          <w:szCs w:val="14"/>
-          <w:shd w:val="clear" w:color="auto" w:fill="B7B7B7"/>
-        </w:rPr>
-        <w:t>5 Mini) at [8/14/2025]</w:t>
+          <w:rFonts w:ascii="Arial" w:eastAsia="Arial" w:hAnsi="Arial" w:cs="Arial"/>
+          <w:color w:val="000000"/>
+          <w:sz w:val="18"/>
+          <w:highlight w:val="lightGray"/>
+        </w:rPr>
+        <w:t xml:space="preserve">5 Mini)] </w:t>
+      </w:r>
+      <w:r>
+        <w:rPr>
+          <w:rFonts w:ascii="Arial" w:eastAsia="Arial" w:hAnsi="Arial" w:cs="Arial"/>
+          <w:b/>
+          <w:color w:val="000000"/>
+          <w:sz w:val="18"/>
+          <w:highlight w:val="lightGray"/>
+        </w:rPr>
+        <w:t>on</w:t>
+      </w:r>
+      <w:r>
+        <w:rPr>
+          <w:rFonts w:ascii="Arial" w:eastAsia="Arial" w:hAnsi="Arial"/>
+          <w:sz w:val="18"/>
+          <w:highlight w:val="lightGray"/>
+        </w:rPr>
+        <w:t xml:space="preserve"> [8/14/2025]</w:t>
       </w:r>
     </w:p>
     <w:p>
@@ -3680,7 +4209,7 @@
           <w:ilvl w:val="0"/>
           <w:numId w:val="3"/>
         </w:numPr>
-        <w:spacing w:before="240"/>
+        <w:spacing w:before="240" w:after="0" w:line="276" w:lineRule="auto"/>
       </w:pPr>
       <w:r>
         <w:rPr>
@@ -3708,6 +4237,7 @@
           <w:ilvl w:val="1"/>
           <w:numId w:val="3"/>
         </w:numPr>
+        <w:spacing w:after="0" w:line="276" w:lineRule="auto"/>
         <w:rPr>
           <w:rFonts w:ascii="Roboto Mono" w:eastAsia="Roboto Mono" w:hAnsi="Roboto Mono" w:cs="Roboto Mono"/>
         </w:rPr>
@@ -3731,16 +4261,15 @@
           <w:ilvl w:val="1"/>
           <w:numId w:val="3"/>
         </w:numPr>
-        <w:spacing w:after="240"/>
-        <w:rPr>
-          <w:rFonts w:ascii="Roboto Mono" w:eastAsia="Roboto Mono" w:hAnsi="Roboto Mono" w:cs="Roboto Mono"/>
-        </w:rPr>
-      </w:pPr>
-      <w:r>
-        <w:rPr>
-          <w:rFonts w:ascii="Roboto Mono" w:eastAsia="Roboto Mono" w:hAnsi="Roboto Mono" w:cs="Roboto Mono"/>
-        </w:rPr>
-        <w:lastRenderedPageBreak/>
+        <w:spacing w:after="240" w:line="276" w:lineRule="auto"/>
+        <w:rPr>
+          <w:rFonts w:ascii="Roboto Mono" w:eastAsia="Roboto Mono" w:hAnsi="Roboto Mono" w:cs="Roboto Mono"/>
+        </w:rPr>
+      </w:pPr>
+      <w:r>
+        <w:rPr>
+          <w:rFonts w:ascii="Roboto Mono" w:eastAsia="Roboto Mono" w:hAnsi="Roboto Mono" w:cs="Roboto Mono"/>
+        </w:rPr>
         <w:t>Automated static scanning scripts for encryption verification.</w:t>
       </w:r>
       <w:r>
@@ -3752,7 +4281,7 @@
     </w:p>
     <w:p>
       <w:r>
-        <w:pict w14:anchorId="5A7D845A">
+        <w:pict w14:anchorId="653B35FA">
           <v:rect id="_x0000_i1044" style="width:0;height:1.5pt" o:hralign="center" o:hrstd="t" o:hr="t" fillcolor="#a0a0a0" stroked="f"/>
         </w:pict>
       </w:r>
@@ -3788,51 +4317,77 @@
       </w:pPr>
       <w:r>
         <w:rPr>
-          <w:b/>
-          <w:shd w:val="clear" w:color="auto" w:fill="B7B7B7"/>
-        </w:rPr>
-        <w:t># Source</w:t>
-      </w:r>
-      <w:r>
-        <w:rPr>
-          <w:shd w:val="clear" w:color="auto" w:fill="B7B7B7"/>
-        </w:rPr>
-        <w:t xml:space="preserve">: </w:t>
-      </w:r>
-      <w:r>
-        <w:rPr>
-          <w:b/>
-          <w:shd w:val="clear" w:color="auto" w:fill="B7B7B7"/>
-        </w:rPr>
-        <w:t xml:space="preserve">Chatgpt </w:t>
-      </w:r>
-      <w:r>
-        <w:rPr>
-          <w:b/>
-          <w:sz w:val="14"/>
-          <w:szCs w:val="14"/>
-          <w:shd w:val="clear" w:color="auto" w:fill="B7B7B7"/>
-        </w:rPr>
-        <w:t>(GPT</w:t>
-      </w:r>
-      <w:r>
-        <w:rPr>
-          <w:rFonts w:ascii="Cambria Math" w:hAnsi="Cambria Math" w:cs="Cambria Math"/>
-          <w:b/>
-          <w:sz w:val="14"/>
-          <w:szCs w:val="14"/>
-          <w:shd w:val="clear" w:color="auto" w:fill="B7B7B7"/>
+          <w:rFonts w:ascii="Arial" w:eastAsia="Arial" w:hAnsi="Arial" w:cs="Arial"/>
+          <w:b/>
+          <w:color w:val="000000"/>
+          <w:sz w:val="18"/>
+          <w:highlight w:val="lightGray"/>
+        </w:rPr>
+        <w:t># Source: AI Source: Provided by: [Data Path</w:t>
+      </w:r>
+      <w:r>
+        <w:rPr>
+          <w:rFonts w:ascii="Arial" w:eastAsia="Arial" w:hAnsi="Arial" w:cs="Arial"/>
+          <w:color w:val="000000"/>
+          <w:sz w:val="18"/>
+          <w:highlight w:val="lightGray"/>
+        </w:rPr>
+        <w:t xml:space="preserve">: Persons Table -&gt; ID Column: 1, Name_En Column: Motasem Essam] -&gt; </w:t>
+      </w:r>
+      <w:r>
+        <w:rPr>
+          <w:rFonts w:ascii="Arial" w:eastAsia="Arial" w:hAnsi="Arial" w:cs="Arial"/>
+          <w:b/>
+          <w:color w:val="000000"/>
+          <w:sz w:val="18"/>
+          <w:highlight w:val="lightGray"/>
+        </w:rPr>
+        <w:t>From:</w:t>
+      </w:r>
+      <w:r>
+        <w:rPr>
+          <w:rFonts w:ascii="Arial" w:eastAsia="Arial" w:hAnsi="Arial" w:cs="Arial"/>
+          <w:color w:val="000000"/>
+          <w:sz w:val="18"/>
+          <w:highlight w:val="lightGray"/>
+        </w:rPr>
+        <w:t xml:space="preserve"> [Chatgpt (GPT</w:t>
+      </w:r>
+      <w:r>
+        <w:rPr>
+          <w:rFonts w:ascii="Arial" w:eastAsia="Arial" w:hAnsi="Arial" w:cs="Cambria Math"/>
+          <w:color w:val="000000"/>
+          <w:sz w:val="18"/>
+          <w:highlight w:val="lightGray"/>
         </w:rPr>
         <w:t>‑</w:t>
       </w:r>
       <w:r>
         <w:rPr>
-          <w:b/>
-          <w:sz w:val="14"/>
-          <w:szCs w:val="14"/>
-          <w:shd w:val="clear" w:color="auto" w:fill="B7B7B7"/>
-        </w:rPr>
-        <w:t>5 Mini) at [8/14/2025]</w:t>
+          <w:rFonts w:ascii="Arial" w:eastAsia="Arial" w:hAnsi="Arial" w:cs="Arial"/>
+          <w:color w:val="000000"/>
+          <w:sz w:val="18"/>
+          <w:highlight w:val="lightGray"/>
+        </w:rPr>
+        <w:t xml:space="preserve">5 Mini)] </w:t>
+      </w:r>
+      <w:r>
+        <w:rPr>
+          <w:rFonts w:ascii="Arial" w:eastAsia="Arial" w:hAnsi="Arial" w:cs="Arial"/>
+          <w:b/>
+          <w:color w:val="000000"/>
+          <w:sz w:val="18"/>
+          <w:highlight w:val="lightGray"/>
+        </w:rPr>
+        <w:t>on</w:t>
+      </w:r>
+      <w:r>
+        <w:rPr>
+          <w:rFonts w:ascii="Arial" w:eastAsia="Arial" w:hAnsi="Arial"/>
+          <w:sz w:val="18"/>
+          <w:highlight w:val="lightGray"/>
+        </w:rPr>
+        <w:t xml:space="preserve"> [8/14/2025]</w:t>
       </w:r>
     </w:p>
     <w:p>
@@ -3841,7 +4396,7 @@
           <w:ilvl w:val="0"/>
           <w:numId w:val="10"/>
         </w:numPr>
-        <w:spacing w:before="240"/>
+        <w:spacing w:before="240" w:after="0" w:line="276" w:lineRule="auto"/>
       </w:pPr>
       <w:r>
         <w:rPr>
@@ -3869,6 +4424,7 @@
           <w:ilvl w:val="1"/>
           <w:numId w:val="10"/>
         </w:numPr>
+        <w:spacing w:after="0" w:line="276" w:lineRule="auto"/>
         <w:rPr>
           <w:rFonts w:ascii="Roboto Mono" w:eastAsia="Roboto Mono" w:hAnsi="Roboto Mono" w:cs="Roboto Mono"/>
         </w:rPr>
@@ -3892,7 +4448,7 @@
           <w:ilvl w:val="1"/>
           <w:numId w:val="10"/>
         </w:numPr>
-        <w:spacing w:after="240"/>
+        <w:spacing w:after="240" w:line="276" w:lineRule="auto"/>
       </w:pPr>
       <w:r>
         <w:rPr>
@@ -3922,7 +4478,7 @@
     </w:p>
     <w:p>
       <w:r>
-        <w:pict w14:anchorId="1C4B5088">
+        <w:pict w14:anchorId="2B929A94">
           <v:rect id="_x0000_i1045" style="width:0;height:1.5pt" o:hralign="center" o:hrstd="t" o:hr="t" fillcolor="#a0a0a0" stroked="f"/>
         </w:pict>
       </w:r>
@@ -3958,51 +4514,77 @@
       </w:pPr>
       <w:r>
         <w:rPr>
-          <w:b/>
-          <w:shd w:val="clear" w:color="auto" w:fill="B7B7B7"/>
-        </w:rPr>
-        <w:t># Source</w:t>
-      </w:r>
-      <w:r>
-        <w:rPr>
-          <w:shd w:val="clear" w:color="auto" w:fill="B7B7B7"/>
-        </w:rPr>
-        <w:t xml:space="preserve">: </w:t>
-      </w:r>
-      <w:r>
-        <w:rPr>
-          <w:b/>
-          <w:shd w:val="clear" w:color="auto" w:fill="B7B7B7"/>
-        </w:rPr>
-        <w:t xml:space="preserve">Chatgpt </w:t>
-      </w:r>
-      <w:r>
-        <w:rPr>
-          <w:b/>
-          <w:sz w:val="14"/>
-          <w:szCs w:val="14"/>
-          <w:shd w:val="clear" w:color="auto" w:fill="B7B7B7"/>
-        </w:rPr>
-        <w:t>(GPT</w:t>
-      </w:r>
-      <w:r>
-        <w:rPr>
-          <w:rFonts w:ascii="Cambria Math" w:hAnsi="Cambria Math" w:cs="Cambria Math"/>
-          <w:b/>
-          <w:sz w:val="14"/>
-          <w:szCs w:val="14"/>
-          <w:shd w:val="clear" w:color="auto" w:fill="B7B7B7"/>
+          <w:rFonts w:ascii="Arial" w:eastAsia="Arial" w:hAnsi="Arial" w:cs="Arial"/>
+          <w:b/>
+          <w:color w:val="000000"/>
+          <w:sz w:val="18"/>
+          <w:highlight w:val="lightGray"/>
+        </w:rPr>
+        <w:t># Source: AI Source: Provided by: [Data Path</w:t>
+      </w:r>
+      <w:r>
+        <w:rPr>
+          <w:rFonts w:ascii="Arial" w:eastAsia="Arial" w:hAnsi="Arial" w:cs="Arial"/>
+          <w:color w:val="000000"/>
+          <w:sz w:val="18"/>
+          <w:highlight w:val="lightGray"/>
+        </w:rPr>
+        <w:t xml:space="preserve">: Persons Table -&gt; ID Column: 1, Name_En Column: Motasem Essam] -&gt; </w:t>
+      </w:r>
+      <w:r>
+        <w:rPr>
+          <w:rFonts w:ascii="Arial" w:eastAsia="Arial" w:hAnsi="Arial" w:cs="Arial"/>
+          <w:b/>
+          <w:color w:val="000000"/>
+          <w:sz w:val="18"/>
+          <w:highlight w:val="lightGray"/>
+        </w:rPr>
+        <w:t>From:</w:t>
+      </w:r>
+      <w:r>
+        <w:rPr>
+          <w:rFonts w:ascii="Arial" w:eastAsia="Arial" w:hAnsi="Arial" w:cs="Arial"/>
+          <w:color w:val="000000"/>
+          <w:sz w:val="18"/>
+          <w:highlight w:val="lightGray"/>
+        </w:rPr>
+        <w:t xml:space="preserve"> [Chatgpt (GPT</w:t>
+      </w:r>
+      <w:r>
+        <w:rPr>
+          <w:rFonts w:ascii="Arial" w:eastAsia="Arial" w:hAnsi="Arial" w:cs="Cambria Math"/>
+          <w:color w:val="000000"/>
+          <w:sz w:val="18"/>
+          <w:highlight w:val="lightGray"/>
         </w:rPr>
         <w:t>‑</w:t>
       </w:r>
       <w:r>
         <w:rPr>
-          <w:b/>
-          <w:sz w:val="14"/>
-          <w:szCs w:val="14"/>
-          <w:shd w:val="clear" w:color="auto" w:fill="B7B7B7"/>
-        </w:rPr>
-        <w:t>5 Mini) at [8/14/2025]</w:t>
+          <w:rFonts w:ascii="Arial" w:eastAsia="Arial" w:hAnsi="Arial" w:cs="Arial"/>
+          <w:color w:val="000000"/>
+          <w:sz w:val="18"/>
+          <w:highlight w:val="lightGray"/>
+        </w:rPr>
+        <w:t xml:space="preserve">5 Mini)] </w:t>
+      </w:r>
+      <w:r>
+        <w:rPr>
+          <w:rFonts w:ascii="Arial" w:eastAsia="Arial" w:hAnsi="Arial" w:cs="Arial"/>
+          <w:b/>
+          <w:color w:val="000000"/>
+          <w:sz w:val="18"/>
+          <w:highlight w:val="lightGray"/>
+        </w:rPr>
+        <w:t>on</w:t>
+      </w:r>
+      <w:r>
+        <w:rPr>
+          <w:rFonts w:ascii="Arial" w:eastAsia="Arial" w:hAnsi="Arial"/>
+          <w:sz w:val="18"/>
+          <w:highlight w:val="lightGray"/>
+        </w:rPr>
+        <w:t xml:space="preserve"> [8/14/2025]</w:t>
       </w:r>
     </w:p>
     <w:p>
@@ -4011,7 +4593,7 @@
           <w:ilvl w:val="0"/>
           <w:numId w:val="9"/>
         </w:numPr>
-        <w:spacing w:before="240"/>
+        <w:spacing w:before="240" w:after="0" w:line="276" w:lineRule="auto"/>
         <w:rPr>
           <w:rFonts w:ascii="Roboto Mono" w:eastAsia="Roboto Mono" w:hAnsi="Roboto Mono" w:cs="Roboto Mono"/>
         </w:rPr>
@@ -4035,6 +4617,7 @@
           <w:ilvl w:val="1"/>
           <w:numId w:val="9"/>
         </w:numPr>
+        <w:spacing w:after="0" w:line="276" w:lineRule="auto"/>
         <w:rPr>
           <w:rFonts w:ascii="Roboto Mono" w:eastAsia="Roboto Mono" w:hAnsi="Roboto Mono" w:cs="Roboto Mono"/>
         </w:rPr>
@@ -4058,6 +4641,7 @@
           <w:ilvl w:val="1"/>
           <w:numId w:val="9"/>
         </w:numPr>
+        <w:spacing w:after="0" w:line="276" w:lineRule="auto"/>
         <w:rPr>
           <w:rFonts w:ascii="Roboto Mono" w:eastAsia="Roboto Mono" w:hAnsi="Roboto Mono" w:cs="Roboto Mono"/>
         </w:rPr>
@@ -4081,7 +4665,7 @@
           <w:ilvl w:val="1"/>
           <w:numId w:val="9"/>
         </w:numPr>
-        <w:spacing w:after="240"/>
+        <w:spacing w:after="240" w:line="276" w:lineRule="auto"/>
       </w:pPr>
       <w:r>
         <w:rPr>
@@ -4095,7 +4679,7 @@
     </w:p>
     <w:p>
       <w:r>
-        <w:pict w14:anchorId="105D3119">
+        <w:pict w14:anchorId="3240E2AE">
           <v:rect id="_x0000_i1046" style="width:0;height:1.5pt" o:hralign="center" o:hrstd="t" o:hr="t" fillcolor="#a0a0a0" stroked="f"/>
         </w:pict>
       </w:r>
@@ -4131,51 +4715,77 @@
       </w:pPr>
       <w:r>
         <w:rPr>
-          <w:b/>
-          <w:shd w:val="clear" w:color="auto" w:fill="B7B7B7"/>
-        </w:rPr>
-        <w:t># Source</w:t>
-      </w:r>
-      <w:r>
-        <w:rPr>
-          <w:shd w:val="clear" w:color="auto" w:fill="B7B7B7"/>
-        </w:rPr>
-        <w:t xml:space="preserve">: </w:t>
-      </w:r>
-      <w:r>
-        <w:rPr>
-          <w:b/>
-          <w:shd w:val="clear" w:color="auto" w:fill="B7B7B7"/>
-        </w:rPr>
-        <w:t xml:space="preserve">Chatgpt </w:t>
-      </w:r>
-      <w:r>
-        <w:rPr>
-          <w:b/>
-          <w:sz w:val="14"/>
-          <w:szCs w:val="14"/>
-          <w:shd w:val="clear" w:color="auto" w:fill="B7B7B7"/>
-        </w:rPr>
-        <w:t>(GPT</w:t>
-      </w:r>
-      <w:r>
-        <w:rPr>
-          <w:rFonts w:ascii="Cambria Math" w:hAnsi="Cambria Math" w:cs="Cambria Math"/>
-          <w:b/>
-          <w:sz w:val="14"/>
-          <w:szCs w:val="14"/>
-          <w:shd w:val="clear" w:color="auto" w:fill="B7B7B7"/>
+          <w:rFonts w:ascii="Arial" w:eastAsia="Arial" w:hAnsi="Arial" w:cs="Arial"/>
+          <w:b/>
+          <w:color w:val="000000"/>
+          <w:sz w:val="18"/>
+          <w:highlight w:val="lightGray"/>
+        </w:rPr>
+        <w:t># Source: AI Source: Provided by: [Data Path</w:t>
+      </w:r>
+      <w:r>
+        <w:rPr>
+          <w:rFonts w:ascii="Arial" w:eastAsia="Arial" w:hAnsi="Arial" w:cs="Arial"/>
+          <w:color w:val="000000"/>
+          <w:sz w:val="18"/>
+          <w:highlight w:val="lightGray"/>
+        </w:rPr>
+        <w:t xml:space="preserve">: Persons Table -&gt; ID Column: 1, Name_En Column: Motasem Essam] -&gt; </w:t>
+      </w:r>
+      <w:r>
+        <w:rPr>
+          <w:rFonts w:ascii="Arial" w:eastAsia="Arial" w:hAnsi="Arial" w:cs="Arial"/>
+          <w:b/>
+          <w:color w:val="000000"/>
+          <w:sz w:val="18"/>
+          <w:highlight w:val="lightGray"/>
+        </w:rPr>
+        <w:t>From:</w:t>
+      </w:r>
+      <w:r>
+        <w:rPr>
+          <w:rFonts w:ascii="Arial" w:eastAsia="Arial" w:hAnsi="Arial" w:cs="Arial"/>
+          <w:color w:val="000000"/>
+          <w:sz w:val="18"/>
+          <w:highlight w:val="lightGray"/>
+        </w:rPr>
+        <w:t xml:space="preserve"> [Chatgpt (GPT</w:t>
+      </w:r>
+      <w:r>
+        <w:rPr>
+          <w:rFonts w:ascii="Arial" w:eastAsia="Arial" w:hAnsi="Arial" w:cs="Cambria Math"/>
+          <w:color w:val="000000"/>
+          <w:sz w:val="18"/>
+          <w:highlight w:val="lightGray"/>
         </w:rPr>
         <w:t>‑</w:t>
       </w:r>
       <w:r>
         <w:rPr>
-          <w:b/>
-          <w:sz w:val="14"/>
-          <w:szCs w:val="14"/>
-          <w:shd w:val="clear" w:color="auto" w:fill="B7B7B7"/>
-        </w:rPr>
-        <w:t>5 Mini) at [8/14/2025]</w:t>
+          <w:rFonts w:ascii="Arial" w:eastAsia="Arial" w:hAnsi="Arial" w:cs="Arial"/>
+          <w:color w:val="000000"/>
+          <w:sz w:val="18"/>
+          <w:highlight w:val="lightGray"/>
+        </w:rPr>
+        <w:t xml:space="preserve">5 Mini)] </w:t>
+      </w:r>
+      <w:r>
+        <w:rPr>
+          <w:rFonts w:ascii="Arial" w:eastAsia="Arial" w:hAnsi="Arial" w:cs="Arial"/>
+          <w:b/>
+          <w:color w:val="000000"/>
+          <w:sz w:val="18"/>
+          <w:highlight w:val="lightGray"/>
+        </w:rPr>
+        <w:t>on</w:t>
+      </w:r>
+      <w:r>
+        <w:rPr>
+          <w:rFonts w:ascii="Arial" w:eastAsia="Arial" w:hAnsi="Arial"/>
+          <w:sz w:val="18"/>
+          <w:highlight w:val="lightGray"/>
+        </w:rPr>
+        <w:t xml:space="preserve"> [8/14/2025]</w:t>
       </w:r>
     </w:p>
     <w:p>
@@ -4184,7 +4794,7 @@
           <w:ilvl w:val="0"/>
           <w:numId w:val="2"/>
         </w:numPr>
-        <w:spacing w:before="240"/>
+        <w:spacing w:before="240" w:after="0" w:line="276" w:lineRule="auto"/>
       </w:pPr>
       <w:r>
         <w:rPr>
@@ -4218,15 +4828,15 @@
           <w:ilvl w:val="1"/>
           <w:numId w:val="2"/>
         </w:numPr>
-        <w:rPr>
-          <w:rFonts w:ascii="Roboto Mono" w:eastAsia="Roboto Mono" w:hAnsi="Roboto Mono" w:cs="Roboto Mono"/>
-        </w:rPr>
-      </w:pPr>
-      <w:r>
-        <w:rPr>
-          <w:rFonts w:ascii="Roboto Mono" w:eastAsia="Roboto Mono" w:hAnsi="Roboto Mono" w:cs="Roboto Mono"/>
-        </w:rPr>
-        <w:lastRenderedPageBreak/>
+        <w:spacing w:after="0" w:line="276" w:lineRule="auto"/>
+        <w:rPr>
+          <w:rFonts w:ascii="Roboto Mono" w:eastAsia="Roboto Mono" w:hAnsi="Roboto Mono" w:cs="Roboto Mono"/>
+        </w:rPr>
+      </w:pPr>
+      <w:r>
+        <w:rPr>
+          <w:rFonts w:ascii="Roboto Mono" w:eastAsia="Roboto Mono" w:hAnsi="Roboto Mono" w:cs="Roboto Mono"/>
+        </w:rPr>
         <w:t>SQL injection risks.</w:t>
       </w:r>
       <w:r>
@@ -4242,6 +4852,7 @@
           <w:ilvl w:val="1"/>
           <w:numId w:val="2"/>
         </w:numPr>
+        <w:spacing w:after="0" w:line="276" w:lineRule="auto"/>
         <w:rPr>
           <w:rFonts w:ascii="Roboto Mono" w:eastAsia="Roboto Mono" w:hAnsi="Roboto Mono" w:cs="Roboto Mono"/>
         </w:rPr>
@@ -4265,7 +4876,7 @@
           <w:ilvl w:val="1"/>
           <w:numId w:val="2"/>
         </w:numPr>
-        <w:spacing w:after="240"/>
+        <w:spacing w:after="240" w:line="276" w:lineRule="auto"/>
       </w:pPr>
       <w:r>
         <w:rPr>
@@ -4279,7 +4890,7 @@
     </w:p>
     <w:p>
       <w:r>
-        <w:pict w14:anchorId="62314EB1">
+        <w:pict w14:anchorId="7E44E88D">
           <v:rect id="_x0000_i1047" style="width:0;height:1.5pt" o:hralign="center" o:hrstd="t" o:hr="t" fillcolor="#a0a0a0" stroked="f"/>
         </w:pict>
       </w:r>
@@ -4340,7 +4951,7 @@
     </w:p>
     <w:p>
       <w:r>
-        <w:pict w14:anchorId="18A4C880">
+        <w:pict w14:anchorId="349A6408">
           <v:rect id="_x0000_i1048" style="width:0;height:1.5pt" o:hralign="center" o:hrstd="t" o:hr="t" fillcolor="#a0a0a0" stroked="f"/>
         </w:pict>
       </w:r>
@@ -4352,12 +4963,13 @@
       <w:bookmarkStart w:id="23" w:name="_84rfgyybl5gl" w:colFirst="0" w:colLast="0"/>
       <w:bookmarkEnd w:id="23"/>
     </w:p>
+    <w:p/>
     <w:p/>
     <w:sectPr>
       <w:pgSz w:w="12240" w:h="15840"/>
       <w:pgMar w:top="1440" w:right="1440" w:bottom="1440" w:left="1440" w:header="720" w:footer="720" w:gutter="0"/>
-      <w:pgNumType w:start="1"/>
       <w:cols w:space="720"/>
+      <w:docGrid w:linePitch="360"/>
     </w:sectPr>
   </w:body>
 </w:document>
@@ -6856,18 +7468,6 @@
   <w:style w:type="paragraph" w:default="1" w:styleId="Normal">
     <w:name w:val="Normal"/>
     <w:qFormat/>
-    <w:rsid w:val="00DA13EC"/>
-    <w:pPr>
-      <w:spacing w:after="0" w:line="276" w:lineRule="auto"/>
-    </w:pPr>
-    <w:rPr>
-      <w:rFonts w:ascii="Arial" w:eastAsia="Arial" w:hAnsi="Arial" w:cs="Arial"/>
-      <w:kern w:val="0"/>
-      <w:sz w:val="22"/>
-      <w:szCs w:val="22"/>
-      <w:lang w:val="en"/>
-      <w14:ligatures w14:val="none"/>
-    </w:rPr>
   </w:style>
   <w:style w:type="paragraph" w:styleId="Heading1">
     <w:name w:val="heading 1"/>
@@ -6876,7 +7476,7 @@
     <w:link w:val="Heading1Char"/>
     <w:uiPriority w:val="9"/>
     <w:qFormat/>
-    <w:rsid w:val="00724C46"/>
+    <w:rsid w:val="0032364E"/>
     <w:pPr>
       <w:keepNext/>
       <w:keepLines/>
@@ -6898,7 +7498,7 @@
     <w:uiPriority w:val="9"/>
     <w:unhideWhenUsed/>
     <w:qFormat/>
-    <w:rsid w:val="00724C46"/>
+    <w:rsid w:val="0032364E"/>
     <w:pPr>
       <w:keepNext/>
       <w:keepLines/>
@@ -6920,7 +7520,7 @@
     <w:uiPriority w:val="9"/>
     <w:unhideWhenUsed/>
     <w:qFormat/>
-    <w:rsid w:val="00724C46"/>
+    <w:rsid w:val="0032364E"/>
     <w:pPr>
       <w:keepNext/>
       <w:keepLines/>
@@ -6943,7 +7543,7 @@
     <w:semiHidden/>
     <w:unhideWhenUsed/>
     <w:qFormat/>
-    <w:rsid w:val="00724C46"/>
+    <w:rsid w:val="0032364E"/>
     <w:pPr>
       <w:keepNext/>
       <w:keepLines/>
@@ -6966,7 +7566,7 @@
     <w:semiHidden/>
     <w:unhideWhenUsed/>
     <w:qFormat/>
-    <w:rsid w:val="00724C46"/>
+    <w:rsid w:val="0032364E"/>
     <w:pPr>
       <w:keepNext/>
       <w:keepLines/>
@@ -6987,11 +7587,11 @@
     <w:semiHidden/>
     <w:unhideWhenUsed/>
     <w:qFormat/>
-    <w:rsid w:val="00724C46"/>
+    <w:rsid w:val="0032364E"/>
     <w:pPr>
       <w:keepNext/>
       <w:keepLines/>
-      <w:spacing w:before="40"/>
+      <w:spacing w:before="40" w:after="0"/>
       <w:outlineLvl w:val="5"/>
     </w:pPr>
     <w:rPr>
@@ -7010,11 +7610,11 @@
     <w:semiHidden/>
     <w:unhideWhenUsed/>
     <w:qFormat/>
-    <w:rsid w:val="00724C46"/>
+    <w:rsid w:val="0032364E"/>
     <w:pPr>
       <w:keepNext/>
       <w:keepLines/>
-      <w:spacing w:before="40"/>
+      <w:spacing w:before="40" w:after="0"/>
       <w:outlineLvl w:val="6"/>
     </w:pPr>
     <w:rPr>
@@ -7031,10 +7631,11 @@
     <w:semiHidden/>
     <w:unhideWhenUsed/>
     <w:qFormat/>
-    <w:rsid w:val="00724C46"/>
+    <w:rsid w:val="0032364E"/>
     <w:pPr>
       <w:keepNext/>
       <w:keepLines/>
+      <w:spacing w:after="0"/>
       <w:outlineLvl w:val="7"/>
     </w:pPr>
     <w:rPr>
@@ -7053,10 +7654,11 @@
     <w:semiHidden/>
     <w:unhideWhenUsed/>
     <w:qFormat/>
-    <w:rsid w:val="00724C46"/>
+    <w:rsid w:val="0032364E"/>
     <w:pPr>
       <w:keepNext/>
       <w:keepLines/>
+      <w:spacing w:after="0"/>
       <w:outlineLvl w:val="8"/>
     </w:pPr>
     <w:rPr>
@@ -7096,7 +7698,7 @@
     <w:basedOn w:val="DefaultParagraphFont"/>
     <w:link w:val="Heading1"/>
     <w:uiPriority w:val="9"/>
-    <w:rsid w:val="00724C46"/>
+    <w:rsid w:val="0032364E"/>
     <w:rPr>
       <w:rFonts w:asciiTheme="majorHAnsi" w:eastAsiaTheme="majorEastAsia" w:hAnsiTheme="majorHAnsi" w:cstheme="majorBidi"/>
       <w:color w:val="2F5496" w:themeColor="accent1" w:themeShade="BF"/>
@@ -7109,7 +7711,7 @@
     <w:basedOn w:val="DefaultParagraphFont"/>
     <w:link w:val="Heading2"/>
     <w:uiPriority w:val="9"/>
-    <w:rsid w:val="00724C46"/>
+    <w:rsid w:val="0032364E"/>
     <w:rPr>
       <w:rFonts w:asciiTheme="majorHAnsi" w:eastAsiaTheme="majorEastAsia" w:hAnsiTheme="majorHAnsi" w:cstheme="majorBidi"/>
       <w:color w:val="2F5496" w:themeColor="accent1" w:themeShade="BF"/>
@@ -7122,7 +7724,7 @@
     <w:basedOn w:val="DefaultParagraphFont"/>
     <w:link w:val="Heading3"/>
     <w:uiPriority w:val="9"/>
-    <w:rsid w:val="00724C46"/>
+    <w:rsid w:val="0032364E"/>
     <w:rPr>
       <w:rFonts w:eastAsiaTheme="majorEastAsia" w:cstheme="majorBidi"/>
       <w:color w:val="2F5496" w:themeColor="accent1" w:themeShade="BF"/>
@@ -7136,7 +7738,7 @@
     <w:link w:val="Heading4"/>
     <w:uiPriority w:val="9"/>
     <w:semiHidden/>
-    <w:rsid w:val="00724C46"/>
+    <w:rsid w:val="0032364E"/>
     <w:rPr>
       <w:rFonts w:eastAsiaTheme="majorEastAsia" w:cstheme="majorBidi"/>
       <w:i/>
@@ -7150,7 +7752,7 @@
     <w:link w:val="Heading5"/>
     <w:uiPriority w:val="9"/>
     <w:semiHidden/>
-    <w:rsid w:val="00724C46"/>
+    <w:rsid w:val="0032364E"/>
     <w:rPr>
       <w:rFonts w:eastAsiaTheme="majorEastAsia" w:cstheme="majorBidi"/>
       <w:color w:val="2F5496" w:themeColor="accent1" w:themeShade="BF"/>
@@ -7162,7 +7764,7 @@
     <w:link w:val="Heading6"/>
     <w:uiPriority w:val="9"/>
     <w:semiHidden/>
-    <w:rsid w:val="00724C46"/>
+    <w:rsid w:val="0032364E"/>
     <w:rPr>
       <w:rFonts w:eastAsiaTheme="majorEastAsia" w:cstheme="majorBidi"/>
       <w:i/>
@@ -7176,7 +7778,7 @@
     <w:link w:val="Heading7"/>
     <w:uiPriority w:val="9"/>
     <w:semiHidden/>
-    <w:rsid w:val="00724C46"/>
+    <w:rsid w:val="0032364E"/>
     <w:rPr>
       <w:rFonts w:eastAsiaTheme="majorEastAsia" w:cstheme="majorBidi"/>
       <w:color w:val="595959" w:themeColor="text1" w:themeTint="A6"/>
@@ -7188,7 +7790,7 @@
     <w:link w:val="Heading8"/>
     <w:uiPriority w:val="9"/>
     <w:semiHidden/>
-    <w:rsid w:val="00724C46"/>
+    <w:rsid w:val="0032364E"/>
     <w:rPr>
       <w:rFonts w:eastAsiaTheme="majorEastAsia" w:cstheme="majorBidi"/>
       <w:i/>
@@ -7202,7 +7804,7 @@
     <w:link w:val="Heading9"/>
     <w:uiPriority w:val="9"/>
     <w:semiHidden/>
-    <w:rsid w:val="00724C46"/>
+    <w:rsid w:val="0032364E"/>
     <w:rPr>
       <w:rFonts w:eastAsiaTheme="majorEastAsia" w:cstheme="majorBidi"/>
       <w:color w:val="272727" w:themeColor="text1" w:themeTint="D8"/>
@@ -7215,7 +7817,7 @@
     <w:link w:val="TitleChar"/>
     <w:uiPriority w:val="10"/>
     <w:qFormat/>
-    <w:rsid w:val="00724C46"/>
+    <w:rsid w:val="0032364E"/>
     <w:pPr>
       <w:spacing w:after="80" w:line="240" w:lineRule="auto"/>
       <w:contextualSpacing/>
@@ -7233,7 +7835,7 @@
     <w:basedOn w:val="DefaultParagraphFont"/>
     <w:link w:val="Title"/>
     <w:uiPriority w:val="10"/>
-    <w:rsid w:val="00724C46"/>
+    <w:rsid w:val="0032364E"/>
     <w:rPr>
       <w:rFonts w:asciiTheme="majorHAnsi" w:eastAsiaTheme="majorEastAsia" w:hAnsiTheme="majorHAnsi" w:cstheme="majorBidi"/>
       <w:spacing w:val="-10"/>
@@ -7249,7 +7851,7 @@
     <w:link w:val="SubtitleChar"/>
     <w:uiPriority w:val="11"/>
     <w:qFormat/>
-    <w:rsid w:val="00724C46"/>
+    <w:rsid w:val="0032364E"/>
     <w:pPr>
       <w:numPr>
         <w:ilvl w:val="1"/>
@@ -7268,7 +7870,7 @@
     <w:basedOn w:val="DefaultParagraphFont"/>
     <w:link w:val="Subtitle"/>
     <w:uiPriority w:val="11"/>
-    <w:rsid w:val="00724C46"/>
+    <w:rsid w:val="0032364E"/>
     <w:rPr>
       <w:rFonts w:eastAsiaTheme="majorEastAsia" w:cstheme="majorBidi"/>
       <w:color w:val="595959" w:themeColor="text1" w:themeTint="A6"/>
@@ -7284,7 +7886,7 @@
     <w:link w:val="QuoteChar"/>
     <w:uiPriority w:val="29"/>
     <w:qFormat/>
-    <w:rsid w:val="00724C46"/>
+    <w:rsid w:val="0032364E"/>
     <w:pPr>
       <w:spacing w:before="160"/>
       <w:jc w:val="center"/>
@@ -7300,7 +7902,7 @@
     <w:basedOn w:val="DefaultParagraphFont"/>
     <w:link w:val="Quote"/>
     <w:uiPriority w:val="29"/>
-    <w:rsid w:val="00724C46"/>
+    <w:rsid w:val="0032364E"/>
     <w:rPr>
       <w:i/>
       <w:iCs/>
@@ -7312,7 +7914,7 @@
     <w:basedOn w:val="Normal"/>
     <w:uiPriority w:val="34"/>
     <w:qFormat/>
-    <w:rsid w:val="00724C46"/>
+    <w:rsid w:val="0032364E"/>
     <w:pPr>
       <w:ind w:left="720"/>
       <w:contextualSpacing/>
@@ -7323,7 +7925,7 @@
     <w:basedOn w:val="DefaultParagraphFont"/>
     <w:uiPriority w:val="21"/>
     <w:qFormat/>
-    <w:rsid w:val="00724C46"/>
+    <w:rsid w:val="0032364E"/>
     <w:rPr>
       <w:i/>
       <w:iCs/>
@@ -7337,7 +7939,7 @@
     <w:link w:val="IntenseQuoteChar"/>
     <w:uiPriority w:val="30"/>
     <w:qFormat/>
-    <w:rsid w:val="00724C46"/>
+    <w:rsid w:val="0032364E"/>
     <w:pPr>
       <w:pBdr>
         <w:top w:val="single" w:sz="4" w:space="10" w:color="2F5496" w:themeColor="accent1" w:themeShade="BF"/>
@@ -7358,7 +7960,7 @@
     <w:basedOn w:val="DefaultParagraphFont"/>
     <w:link w:val="IntenseQuote"/>
     <w:uiPriority w:val="30"/>
-    <w:rsid w:val="00724C46"/>
+    <w:rsid w:val="0032364E"/>
     <w:rPr>
       <w:i/>
       <w:iCs/>
@@ -7370,7 +7972,7 @@
     <w:basedOn w:val="DefaultParagraphFont"/>
     <w:uiPriority w:val="32"/>
     <w:qFormat/>
-    <w:rsid w:val="00724C46"/>
+    <w:rsid w:val="0032364E"/>
     <w:rPr>
       <w:b/>
       <w:bCs/>
